--- a/LF10 AD-Doku final.docx
+++ b/LF10 AD-Doku final.docx
@@ -9,8 +9,7 @@
       <w:r>
         <w:rPr>
           <w:b/>
-          <w:color w:val="1F3A5F"/>
-          <w:sz w:val="40"/>
+          <w:sz w:val="32"/>
         </w:rPr>
         <w:t>Lernfeld 10</w:t>
       </w:r>
@@ -18,8 +17,8 @@
     <w:p>
       <w:r>
         <w:rPr>
-          <w:color w:val="595959"/>
-          <w:sz w:val="26"/>
+          <w:b w:val="0"/>
+          <w:sz w:val="24"/>
         </w:rPr>
         <w:t>Dokumentation / Anleitung – Active Directory</w:t>
       </w:r>
@@ -27,12 +26,80 @@
     <w:p>
       <w:r>
         <w:rPr>
+          <w:b w:val="0"/>
+        </w:rPr>
+        <w:t>Umgebung: Server KSERVER (Windows Server 2019), Domäne klausur.local, Windows-10-Client. Die Anleitung setzt voraus, dass AD DS und DNS eingerichtet sind, der Client den Server als DNS-Server nutzt und das Laufwerk X: in der Server-VM vorhanden ist.</w:t>
+      </w:r>
+    </w:p>
+    <w:p>
+      <w:r>
+        <w:rPr>
           <w:b/>
         </w:rPr>
-        <w:t xml:space="preserve">Umgebung: </w:t>
+        <w:t>Informationen zur Anmeldung an der Domäne:</w:t>
       </w:r>
+    </w:p>
+    <w:p>
       <w:r>
-        <w:t>Server KSERVER (Windows Server 2019), Domäne klausur.local, Windows-10-Client. Die Anleitung setzt voraus, dass AD DS und DNS eingerichtet sind, der Client den Server als DNS-Server nutzt und das Laufwerk X: in der Server-VM vorhanden ist.</w:t>
+        <w:rPr>
+          <w:b w:val="0"/>
+        </w:rPr>
+        <w:t>Domänenanmeldeoptionen:</w:t>
+      </w:r>
+    </w:p>
+    <w:p>
+      <w:pPr>
+        <w:spacing w:before="40" w:after="0"/>
+        <w:ind w:left="283"/>
+      </w:pPr>
+      <w:r>
+        <w:rPr>
+          <w:rFonts w:ascii="Consolas" w:hAnsi="Consolas"/>
+          <w:sz w:val="19"/>
+        </w:rPr>
+        <w:t>KA\BENUTZERNAME</w:t>
+      </w:r>
+    </w:p>
+    <w:p>
+      <w:pPr>
+        <w:spacing w:before="0" w:after="80"/>
+        <w:ind w:left="283"/>
+      </w:pPr>
+      <w:r>
+        <w:rPr>
+          <w:rFonts w:ascii="Consolas" w:hAnsi="Consolas"/>
+          <w:sz w:val="19"/>
+        </w:rPr>
+        <w:t>BENUTZERNAME@DOMÄNENNAME.local</w:t>
+      </w:r>
+    </w:p>
+    <w:p>
+      <w:r>
+        <w:rPr>
+          <w:b w:val="0"/>
+        </w:rPr>
+        <w:t>Lokale Anmeldung erzwingen:</w:t>
+      </w:r>
+    </w:p>
+    <w:p>
+      <w:pPr>
+        <w:spacing w:before="40" w:after="80"/>
+        <w:ind w:left="283"/>
+      </w:pPr>
+      <w:r>
+        <w:rPr>
+          <w:rFonts w:ascii="Consolas" w:hAnsi="Consolas"/>
+          <w:sz w:val="19"/>
+        </w:rPr>
+        <w:t>.\BENUTZERNAME</w:t>
+      </w:r>
+    </w:p>
+    <w:p>
+      <w:r>
+        <w:rPr>
+          <w:b w:val="0"/>
+        </w:rPr>
+        <w:t>Firewall vollständig deaktivieren.</w:t>
       </w:r>
     </w:p>
     <w:p>
@@ -45,112 +112,103 @@
     </w:p>
     <w:p>
       <w:pPr>
-        <w:shd w:val="clear" w:color="auto" w:fill="F2F2F2"/>
-        <w:spacing w:before="80" w:after="0"/>
-        <w:ind w:left="170"/>
+        <w:spacing w:before="40" w:after="0"/>
+        <w:ind w:left="283"/>
       </w:pPr>
       <w:r>
         <w:rPr>
           <w:rFonts w:ascii="Consolas" w:hAnsi="Consolas"/>
-          <w:sz w:val="18"/>
+          <w:sz w:val="19"/>
         </w:rPr>
         <w:t>dsadd ou "OU=RWE,DC=klausur,DC=local"</w:t>
       </w:r>
     </w:p>
     <w:p>
       <w:pPr>
-        <w:shd w:val="clear" w:color="auto" w:fill="F2F2F2"/>
         <w:spacing w:before="0" w:after="0"/>
-        <w:ind w:left="170"/>
+        <w:ind w:left="283"/>
       </w:pPr>
       <w:r>
         <w:rPr>
           <w:rFonts w:ascii="Consolas" w:hAnsi="Consolas"/>
-          <w:sz w:val="18"/>
+          <w:sz w:val="19"/>
         </w:rPr>
         <w:t>dsadd ou "OU=Ausbildungswerkstatt,OU=RWE,DC=klausur,DC=local"</w:t>
       </w:r>
     </w:p>
     <w:p>
       <w:pPr>
-        <w:shd w:val="clear" w:color="auto" w:fill="F2F2F2"/>
         <w:spacing w:before="0" w:after="0"/>
-        <w:ind w:left="170"/>
+        <w:ind w:left="283"/>
       </w:pPr>
       <w:r>
         <w:rPr>
           <w:rFonts w:ascii="Consolas" w:hAnsi="Consolas"/>
-          <w:sz w:val="18"/>
+          <w:sz w:val="19"/>
         </w:rPr>
         <w:t>dsadd ou "OU=IT,OU=RWE,DC=klausur,DC=local"</w:t>
       </w:r>
     </w:p>
     <w:p>
       <w:pPr>
-        <w:shd w:val="clear" w:color="auto" w:fill="F2F2F2"/>
         <w:spacing w:before="0" w:after="0"/>
-        <w:ind w:left="170"/>
+        <w:ind w:left="283"/>
       </w:pPr>
       <w:r>
         <w:rPr>
           <w:rFonts w:ascii="Consolas" w:hAnsi="Consolas"/>
-          <w:sz w:val="18"/>
+          <w:sz w:val="19"/>
         </w:rPr>
         <w:t>dsadd ou "OU=Personal,OU=RWE,DC=klausur,DC=local"</w:t>
       </w:r>
     </w:p>
     <w:p>
       <w:pPr>
-        <w:shd w:val="clear" w:color="auto" w:fill="F2F2F2"/>
         <w:spacing w:before="0" w:after="0"/>
-        <w:ind w:left="170"/>
+        <w:ind w:left="283"/>
       </w:pPr>
       <w:r>
         <w:rPr>
           <w:rFonts w:ascii="Consolas" w:hAnsi="Consolas"/>
-          <w:sz w:val="18"/>
+          <w:sz w:val="19"/>
         </w:rPr>
         <w:t>dsadd ou "OU=Forschung,OU=RWE,DC=klausur,DC=local"</w:t>
       </w:r>
     </w:p>
     <w:p>
       <w:pPr>
-        <w:shd w:val="clear" w:color="auto" w:fill="F2F2F2"/>
-        <w:spacing w:before="0" w:after="120"/>
-        <w:ind w:left="170"/>
+        <w:spacing w:before="0" w:after="80"/>
+        <w:ind w:left="283"/>
       </w:pPr>
       <w:r>
         <w:rPr>
           <w:rFonts w:ascii="Consolas" w:hAnsi="Consolas"/>
-          <w:sz w:val="18"/>
+          <w:sz w:val="19"/>
         </w:rPr>
         <w:t>dsadd ou "OU=Fertigung,OU=RWE,DC=klausur,DC=local"</w:t>
       </w:r>
     </w:p>
     <w:p>
-      <w:pPr>
-        <w:pStyle w:val="ListBullet"/>
-        <w:spacing w:after="40"/>
-      </w:pPr>
       <w:r>
+        <w:rPr>
+          <w:b w:val="0"/>
+        </w:rPr>
         <w:t>Die DC-Teile geben den Domänennamen wieder, nicht den Servernamen. Den richtigen Wert zeigt dsquery domainroot (z. B. DC=klausur,DC=local).</w:t>
       </w:r>
     </w:p>
     <w:p>
-      <w:pPr>
-        <w:pStyle w:val="ListBullet"/>
-        <w:spacing w:after="40"/>
-      </w:pPr>
       <w:r>
+        <w:rPr>
+          <w:b w:val="0"/>
+        </w:rPr>
         <w:t>Zuerst die OU RWE anlegen, erst danach die Unter-OUs.</w:t>
       </w:r>
     </w:p>
     <w:p>
-      <w:pPr>
-        <w:pStyle w:val="ListBullet"/>
-        <w:spacing w:after="40"/>
-      </w:pPr>
       <w:r>
+        <w:rPr>
+          <w:b w:val="0"/>
+        </w:rPr>
         <w:t>Muss eine OU wieder gelöscht werden: in „Active Directory-Benutzer und -Computer“ Ansicht → Erweiterte Features, dann in den Eigenschaften der OU unter Objekt den Haken „Objekt vor zufälligem Löschen schützen“ entfernen.</w:t>
       </w:r>
     </w:p>
@@ -164,76 +222,57 @@
     </w:p>
     <w:p>
       <w:r>
+        <w:rPr>
+          <w:b w:val="0"/>
+        </w:rPr>
         <w:t>Damit kurze Kennwörter wie az01 angenommen werden, in der Gruppenrichtlinienverwaltung die Default Domain Policy bearbeiten:</w:t>
       </w:r>
     </w:p>
     <w:p>
       <w:r>
+        <w:rPr>
+          <w:b w:val="0"/>
+        </w:rPr>
         <w:t>Computerkonfiguration → Richtlinien → Windows-Einstellungen → Sicherheitseinstellungen → Kontorichtlinien → Kennwortrichtlinien</w:t>
       </w:r>
     </w:p>
     <w:p>
-      <w:pPr>
-        <w:pStyle w:val="ListBullet"/>
-        <w:spacing w:after="40"/>
-      </w:pPr>
       <w:r>
         <w:rPr>
-          <w:b/>
+          <w:b w:val="0"/>
         </w:rPr>
-        <w:t xml:space="preserve">Kennwort muss Komplexitätsvoraussetzungen entsprechen: </w:t>
-      </w:r>
-      <w:r>
-        <w:t>Deaktiviert</w:t>
-      </w:r>
-    </w:p>
-    <w:p>
-      <w:pPr>
-        <w:pStyle w:val="ListBullet"/>
-        <w:spacing w:after="40"/>
-      </w:pPr>
-      <w:r>
-        <w:rPr>
-          <w:b/>
-        </w:rPr>
-        <w:t xml:space="preserve">Minimale Kennwortlänge: </w:t>
-      </w:r>
-      <w:r>
-        <w:t>0 Zeichen</w:t>
-      </w:r>
-    </w:p>
-    <w:p>
-      <w:pPr>
-        <w:pStyle w:val="ListBullet"/>
-        <w:spacing w:after="40"/>
-      </w:pPr>
-      <w:r>
-        <w:rPr>
-          <w:b/>
-        </w:rPr>
-        <w:t xml:space="preserve">Kennwortchronik erzwingen: </w:t>
-      </w:r>
-      <w:r>
-        <w:t>0 gespeicherte Kennwörter (das alte Kennwort darf wiederverwendet werden)</w:t>
-      </w:r>
-    </w:p>
-    <w:p>
-      <w:pPr>
-        <w:pStyle w:val="ListBullet"/>
-        <w:spacing w:after="40"/>
-      </w:pPr>
-      <w:r>
-        <w:rPr>
-          <w:b/>
-        </w:rPr>
-        <w:t xml:space="preserve">Maximales Kennwortalter: </w:t>
-      </w:r>
-      <w:r>
-        <w:t>0 (Kennwörter laufen nicht ab; die Änderung bei der ersten Anmeldung bleibt trotzdem erzwungen)</w:t>
+        <w:t>Kennwort muss Komplexitätsvoraussetzungen entsprechen: Deaktiviert</w:t>
       </w:r>
     </w:p>
     <w:p>
       <w:r>
+        <w:rPr>
+          <w:b w:val="0"/>
+        </w:rPr>
+        <w:t>Minimale Kennwortlänge: 0 Zeichen</w:t>
+      </w:r>
+    </w:p>
+    <w:p>
+      <w:r>
+        <w:rPr>
+          <w:b w:val="0"/>
+        </w:rPr>
+        <w:t>Kennwortchronik erzwingen: 0 gespeicherte Kennwörter (das alte Kennwort darf wiederverwendet werden)</w:t>
+      </w:r>
+    </w:p>
+    <w:p>
+      <w:r>
+        <w:rPr>
+          <w:b w:val="0"/>
+        </w:rPr>
+        <w:t>Maximales Kennwortalter: 0 (Kennwörter laufen nicht ab; die Änderung bei der ersten Anmeldung bleibt trotzdem erzwungen)</w:t>
+      </w:r>
+    </w:p>
+    <w:p>
+      <w:r>
+        <w:rPr>
+          <w:b w:val="0"/>
+        </w:rPr>
         <w:t>Anschließend gpupdate /force ausführen.</w:t>
       </w:r>
     </w:p>
@@ -249,34 +288,27 @@
       <w:tblPr>
         <w:tblStyle w:val="TableGrid"/>
         <w:tblW w:type="auto" w:w="0"/>
-        <w:jc w:val="left"/>
         <w:tblLayout w:type="fixed"/>
         <w:tblLook w:firstColumn="1" w:firstRow="1" w:lastColumn="0" w:lastRow="0" w:noHBand="0" w:noVBand="1" w:val="04A0"/>
       </w:tblPr>
       <w:tblGrid>
-        <w:gridCol w:w="3137"/>
-        <w:gridCol w:w="3137"/>
-        <w:gridCol w:w="3137"/>
+        <w:gridCol w:w="3024"/>
+        <w:gridCol w:w="3024"/>
+        <w:gridCol w:w="3024"/>
       </w:tblGrid>
       <w:tr>
         <w:tc>
           <w:tcPr>
             <w:tcW w:type="dxa" w:w="1984"/>
-            <w:shd w:val="clear" w:color="auto" w:fill="DCE6F0"/>
           </w:tcPr>
           <w:p>
             <w:pPr>
               <w:spacing w:after="0"/>
             </w:pPr>
-            <w:r>
-              <w:rPr>
-                <w:sz w:val="20"/>
-              </w:rPr>
-            </w:r>
+            <w:r/>
             <w:r>
               <w:rPr>
                 <w:b/>
-                <w:sz w:val="20"/>
               </w:rPr>
               <w:t>Ordner</w:t>
             </w:r>
@@ -285,21 +317,15 @@
         <w:tc>
           <w:tcPr>
             <w:tcW w:type="dxa" w:w="1814"/>
-            <w:shd w:val="clear" w:color="auto" w:fill="DCE6F0"/>
           </w:tcPr>
           <w:p>
             <w:pPr>
               <w:spacing w:after="0"/>
             </w:pPr>
-            <w:r>
-              <w:rPr>
-                <w:sz w:val="20"/>
-              </w:rPr>
-            </w:r>
+            <w:r/>
             <w:r>
               <w:rPr>
                 <w:b/>
-                <w:sz w:val="20"/>
               </w:rPr>
               <w:t>Freigabename</w:t>
             </w:r>
@@ -307,22 +333,16 @@
         </w:tc>
         <w:tc>
           <w:tcPr>
-            <w:tcW w:type="dxa" w:w="5613"/>
-            <w:shd w:val="clear" w:color="auto" w:fill="DCE6F0"/>
+            <w:tcW w:type="dxa" w:w="5272"/>
           </w:tcPr>
           <w:p>
             <w:pPr>
               <w:spacing w:after="0"/>
             </w:pPr>
-            <w:r>
-              <w:rPr>
-                <w:sz w:val="20"/>
-              </w:rPr>
-            </w:r>
+            <w:r/>
             <w:r>
               <w:rPr>
                 <w:b/>
-                <w:sz w:val="20"/>
               </w:rPr>
               <w:t>Zweck</w:t>
             </w:r>
@@ -339,9 +359,6 @@
               <w:spacing w:after="0"/>
             </w:pPr>
             <w:r>
-              <w:rPr>
-                <w:sz w:val="20"/>
-              </w:rPr>
               <w:t>C:\Home</w:t>
             </w:r>
           </w:p>
@@ -355,25 +372,19 @@
               <w:spacing w:after="0"/>
             </w:pPr>
             <w:r>
-              <w:rPr>
-                <w:sz w:val="20"/>
-              </w:rPr>
               <w:t>Home$</w:t>
             </w:r>
           </w:p>
         </w:tc>
         <w:tc>
           <w:tcPr>
-            <w:tcW w:type="dxa" w:w="5613"/>
+            <w:tcW w:type="dxa" w:w="5272"/>
           </w:tcPr>
           <w:p>
             <w:pPr>
               <w:spacing w:after="0"/>
             </w:pPr>
             <w:r>
-              <w:rPr>
-                <w:sz w:val="20"/>
-              </w:rPr>
               <w:t>Basisordner (Z:) aller Benutzer</w:t>
             </w:r>
           </w:p>
@@ -389,9 +400,6 @@
               <w:spacing w:after="0"/>
             </w:pPr>
             <w:r>
-              <w:rPr>
-                <w:sz w:val="20"/>
-              </w:rPr>
               <w:t>C:\Profile</w:t>
             </w:r>
           </w:p>
@@ -405,25 +413,19 @@
               <w:spacing w:after="0"/>
             </w:pPr>
             <w:r>
-              <w:rPr>
-                <w:sz w:val="20"/>
-              </w:rPr>
               <w:t>Profile$</w:t>
             </w:r>
           </w:p>
         </w:tc>
         <w:tc>
           <w:tcPr>
-            <w:tcW w:type="dxa" w:w="5613"/>
+            <w:tcW w:type="dxa" w:w="5272"/>
           </w:tcPr>
           <w:p>
             <w:pPr>
               <w:spacing w:after="0"/>
             </w:pPr>
             <w:r>
-              <w:rPr>
-                <w:sz w:val="20"/>
-              </w:rPr>
               <w:t>Serverbasierte Profile</w:t>
             </w:r>
           </w:p>
@@ -439,9 +441,6 @@
               <w:spacing w:after="0"/>
             </w:pPr>
             <w:r>
-              <w:rPr>
-                <w:sz w:val="20"/>
-              </w:rPr>
               <w:t>X:\Software</w:t>
             </w:r>
           </w:p>
@@ -455,25 +454,19 @@
               <w:spacing w:after="0"/>
             </w:pPr>
             <w:r>
-              <w:rPr>
-                <w:sz w:val="20"/>
-              </w:rPr>
               <w:t>Software</w:t>
             </w:r>
           </w:p>
         </w:tc>
         <w:tc>
           <w:tcPr>
-            <w:tcW w:type="dxa" w:w="5613"/>
+            <w:tcW w:type="dxa" w:w="5272"/>
           </w:tcPr>
           <w:p>
             <w:pPr>
               <w:spacing w:after="0"/>
             </w:pPr>
             <w:r>
-              <w:rPr>
-                <w:sz w:val="20"/>
-              </w:rPr>
               <w:t>Laufwerk T: für die OU IT</w:t>
             </w:r>
           </w:p>
@@ -489,9 +482,6 @@
               <w:spacing w:after="0"/>
             </w:pPr>
             <w:r>
-              <w:rPr>
-                <w:sz w:val="20"/>
-              </w:rPr>
               <w:t>X:\Ersatzteile</w:t>
             </w:r>
           </w:p>
@@ -505,25 +495,19 @@
               <w:spacing w:after="0"/>
             </w:pPr>
             <w:r>
-              <w:rPr>
-                <w:sz w:val="20"/>
-              </w:rPr>
               <w:t>Ersatzteile</w:t>
             </w:r>
           </w:p>
         </w:tc>
         <w:tc>
           <w:tcPr>
-            <w:tcW w:type="dxa" w:w="5613"/>
+            <w:tcW w:type="dxa" w:w="5272"/>
           </w:tcPr>
           <w:p>
             <w:pPr>
               <w:spacing w:after="0"/>
             </w:pPr>
             <w:r>
-              <w:rPr>
-                <w:sz w:val="20"/>
-              </w:rPr>
               <w:t>Laufwerk U: für die OU Fertigung</w:t>
             </w:r>
           </w:p>
@@ -539,9 +523,6 @@
               <w:spacing w:after="0"/>
             </w:pPr>
             <w:r>
-              <w:rPr>
-                <w:sz w:val="20"/>
-              </w:rPr>
               <w:t>C:\Pakete</w:t>
             </w:r>
           </w:p>
@@ -555,25 +536,19 @@
               <w:spacing w:after="0"/>
             </w:pPr>
             <w:r>
-              <w:rPr>
-                <w:sz w:val="20"/>
-              </w:rPr>
               <w:t>Pakete$</w:t>
             </w:r>
           </w:p>
         </w:tc>
         <w:tc>
           <w:tcPr>
-            <w:tcW w:type="dxa" w:w="5613"/>
+            <w:tcW w:type="dxa" w:w="5272"/>
           </w:tcPr>
           <w:p>
             <w:pPr>
               <w:spacing w:after="0"/>
             </w:pPr>
             <w:r>
-              <w:rPr>
-                <w:sz w:val="20"/>
-              </w:rPr>
               <w:t>MSI-Pakete für Chrome und Firefox</w:t>
             </w:r>
           </w:p>
@@ -587,95 +562,95 @@
     </w:p>
     <w:p>
       <w:r>
+        <w:rPr>
+          <w:b w:val="0"/>
+        </w:rPr>
         <w:t>Das $ am Ende versteckt die Freigabe in der Netzwerkumgebung. Erstellen per Eingabeaufforderung:</w:t>
       </w:r>
     </w:p>
     <w:p>
       <w:pPr>
-        <w:shd w:val="clear" w:color="auto" w:fill="F2F2F2"/>
-        <w:spacing w:before="80" w:after="0"/>
-        <w:ind w:left="170"/>
+        <w:spacing w:before="40" w:after="0"/>
+        <w:ind w:left="283"/>
       </w:pPr>
       <w:r>
         <w:rPr>
           <w:rFonts w:ascii="Consolas" w:hAnsi="Consolas"/>
-          <w:sz w:val="18"/>
+          <w:sz w:val="19"/>
         </w:rPr>
         <w:t>md C:\Home C:\Profile C:\Pakete X:\Software X:\Ersatzteile</w:t>
       </w:r>
     </w:p>
     <w:p>
       <w:pPr>
-        <w:shd w:val="clear" w:color="auto" w:fill="F2F2F2"/>
         <w:spacing w:before="0" w:after="0"/>
-        <w:ind w:left="170"/>
+        <w:ind w:left="283"/>
       </w:pPr>
       <w:r>
         <w:rPr>
           <w:rFonts w:ascii="Consolas" w:hAnsi="Consolas"/>
-          <w:sz w:val="18"/>
+          <w:sz w:val="19"/>
         </w:rPr>
         <w:t>net share Home$=C:\Home /grant:Jeder,FULL</w:t>
       </w:r>
     </w:p>
     <w:p>
       <w:pPr>
-        <w:shd w:val="clear" w:color="auto" w:fill="F2F2F2"/>
         <w:spacing w:before="0" w:after="0"/>
-        <w:ind w:left="170"/>
+        <w:ind w:left="283"/>
       </w:pPr>
       <w:r>
         <w:rPr>
           <w:rFonts w:ascii="Consolas" w:hAnsi="Consolas"/>
-          <w:sz w:val="18"/>
+          <w:sz w:val="19"/>
         </w:rPr>
         <w:t>net share Profile$=C:\Profile /grant:Jeder,FULL</w:t>
       </w:r>
     </w:p>
     <w:p>
       <w:pPr>
-        <w:shd w:val="clear" w:color="auto" w:fill="F2F2F2"/>
         <w:spacing w:before="0" w:after="0"/>
-        <w:ind w:left="170"/>
+        <w:ind w:left="283"/>
       </w:pPr>
       <w:r>
         <w:rPr>
           <w:rFonts w:ascii="Consolas" w:hAnsi="Consolas"/>
-          <w:sz w:val="18"/>
+          <w:sz w:val="19"/>
         </w:rPr>
         <w:t>net share Software=X:\Software /grant:Jeder,FULL</w:t>
       </w:r>
     </w:p>
     <w:p>
       <w:pPr>
-        <w:shd w:val="clear" w:color="auto" w:fill="F2F2F2"/>
         <w:spacing w:before="0" w:after="0"/>
-        <w:ind w:left="170"/>
+        <w:ind w:left="283"/>
       </w:pPr>
       <w:r>
         <w:rPr>
           <w:rFonts w:ascii="Consolas" w:hAnsi="Consolas"/>
-          <w:sz w:val="18"/>
+          <w:sz w:val="19"/>
         </w:rPr>
         <w:t>net share Ersatzteile=X:\Ersatzteile /grant:Jeder,FULL</w:t>
       </w:r>
     </w:p>
     <w:p>
       <w:pPr>
-        <w:shd w:val="clear" w:color="auto" w:fill="F2F2F2"/>
-        <w:spacing w:before="0" w:after="120"/>
-        <w:ind w:left="170"/>
+        <w:spacing w:before="0" w:after="80"/>
+        <w:ind w:left="283"/>
       </w:pPr>
       <w:r>
         <w:rPr>
           <w:rFonts w:ascii="Consolas" w:hAnsi="Consolas"/>
-          <w:sz w:val="18"/>
+          <w:sz w:val="19"/>
         </w:rPr>
         <w:t>net share Pakete$=C:\Pakete /grant:Jeder,READ</w:t>
       </w:r>
     </w:p>
     <w:p>
       <w:r>
+        <w:rPr>
+          <w:b w:val="0"/>
+        </w:rPr>
         <w:t>Die Freigabe erlaubt allen den Zugriff, eingeschränkt wird über die NTFS-Rechte. Die Profilordner legt Windows bei der ersten Abmeldung selbst an.</w:t>
       </w:r>
     </w:p>
@@ -689,42 +664,42 @@
     </w:p>
     <w:p>
       <w:r>
+        <w:rPr>
+          <w:b w:val="0"/>
+        </w:rPr>
         <w:t>Beide Skripte im Ordner C:\Windows\SYSVOL\sysvol\klausur.local\scripts (Freigabe NETLOGON) speichern. Im Editor beim Speichern „Alle Dateien“ wählen, damit kein .txt angehängt wird.</w:t>
       </w:r>
     </w:p>
     <w:p>
       <w:r>
         <w:rPr>
-          <w:b/>
+          <w:b w:val="0"/>
         </w:rPr>
         <w:t>Software.cmd (OU IT):</w:t>
       </w:r>
-      <w:r/>
     </w:p>
     <w:p>
       <w:pPr>
-        <w:shd w:val="clear" w:color="auto" w:fill="F2F2F2"/>
-        <w:spacing w:before="80" w:after="0"/>
-        <w:ind w:left="170"/>
+        <w:spacing w:before="40" w:after="0"/>
+        <w:ind w:left="283"/>
       </w:pPr>
       <w:r>
         <w:rPr>
           <w:rFonts w:ascii="Consolas" w:hAnsi="Consolas"/>
-          <w:sz w:val="18"/>
+          <w:sz w:val="19"/>
         </w:rPr>
         <w:t>@echo off</w:t>
       </w:r>
     </w:p>
     <w:p>
       <w:pPr>
-        <w:shd w:val="clear" w:color="auto" w:fill="F2F2F2"/>
-        <w:spacing w:before="0" w:after="120"/>
-        <w:ind w:left="170"/>
+        <w:spacing w:before="0" w:after="80"/>
+        <w:ind w:left="283"/>
       </w:pPr>
       <w:r>
         <w:rPr>
           <w:rFonts w:ascii="Consolas" w:hAnsi="Consolas"/>
-          <w:sz w:val="18"/>
+          <w:sz w:val="19"/>
         </w:rPr>
         <w:t>net use T: \\KSERVER\Software /persistent:no</w:t>
       </w:r>
@@ -732,42 +707,42 @@
     <w:p>
       <w:r>
         <w:rPr>
-          <w:b/>
+          <w:b w:val="0"/>
         </w:rPr>
         <w:t>Ersatzteile.bat (OU Fertigung):</w:t>
       </w:r>
-      <w:r/>
     </w:p>
     <w:p>
       <w:pPr>
-        <w:shd w:val="clear" w:color="auto" w:fill="F2F2F2"/>
-        <w:spacing w:before="80" w:after="0"/>
-        <w:ind w:left="170"/>
+        <w:spacing w:before="40" w:after="0"/>
+        <w:ind w:left="283"/>
       </w:pPr>
       <w:r>
         <w:rPr>
           <w:rFonts w:ascii="Consolas" w:hAnsi="Consolas"/>
-          <w:sz w:val="18"/>
+          <w:sz w:val="19"/>
         </w:rPr>
         <w:t>@echo off</w:t>
       </w:r>
     </w:p>
     <w:p>
       <w:pPr>
-        <w:shd w:val="clear" w:color="auto" w:fill="F2F2F2"/>
-        <w:spacing w:before="0" w:after="120"/>
-        <w:ind w:left="170"/>
+        <w:spacing w:before="0" w:after="80"/>
+        <w:ind w:left="283"/>
       </w:pPr>
       <w:r>
         <w:rPr>
           <w:rFonts w:ascii="Consolas" w:hAnsi="Consolas"/>
-          <w:sz w:val="18"/>
+          <w:sz w:val="19"/>
         </w:rPr>
         <w:t>net use U: \\KSERVER\Ersatzteile /persistent:no</w:t>
       </w:r>
     </w:p>
     <w:p>
       <w:r>
+        <w:rPr>
+          <w:b w:val="0"/>
+        </w:rPr>
         <w:t>Die Skripte werden in Abschnitt 5 mit -loscr am Konto eingetragen. Alternativ lassen sie sich im GPO der jeweiligen OU zuweisen: Benutzerkonfiguration → Richtlinien → Windows-Einstellungen → Skripts → Anmelden → Hinzufügen. Dann entfällt -loscr.</w:t>
       </w:r>
     </w:p>
@@ -781,131 +756,127 @@
     </w:p>
     <w:p>
       <w:r>
+        <w:rPr>
+          <w:b w:val="0"/>
+        </w:rPr>
         <w:t>Die Konten werden per Batch-Datei (z. B. C:\Skripte\Benutzer.bat) angelegt. dsadd setzt Kennwortänderung, Basisordner, Profilpfad und Anmeldeskript direkt; dsmod ist nicht nötig. Beispiel Ausbildungswerkstatt:</w:t>
       </w:r>
     </w:p>
     <w:p>
       <w:pPr>
-        <w:shd w:val="clear" w:color="auto" w:fill="F2F2F2"/>
-        <w:spacing w:before="80" w:after="0"/>
-        <w:ind w:left="170"/>
+        <w:spacing w:before="40" w:after="0"/>
+        <w:ind w:left="283"/>
       </w:pPr>
       <w:r>
         <w:rPr>
           <w:rFonts w:ascii="Consolas" w:hAnsi="Consolas"/>
-          <w:sz w:val="18"/>
+          <w:sz w:val="19"/>
         </w:rPr>
         <w:t>@echo off</w:t>
       </w:r>
     </w:p>
     <w:p>
       <w:pPr>
-        <w:shd w:val="clear" w:color="auto" w:fill="F2F2F2"/>
         <w:spacing w:before="0" w:after="0"/>
-        <w:ind w:left="170"/>
+        <w:ind w:left="283"/>
       </w:pPr>
       <w:r>
         <w:rPr>
           <w:rFonts w:ascii="Consolas" w:hAnsi="Consolas"/>
-          <w:sz w:val="18"/>
+          <w:sz w:val="19"/>
         </w:rPr>
         <w:t>for /L %%i in (1,1,3) do (</w:t>
       </w:r>
     </w:p>
     <w:p>
       <w:pPr>
-        <w:shd w:val="clear" w:color="auto" w:fill="F2F2F2"/>
         <w:spacing w:before="0" w:after="0"/>
-        <w:ind w:left="170"/>
+        <w:ind w:left="283"/>
       </w:pPr>
       <w:r>
         <w:rPr>
           <w:rFonts w:ascii="Consolas" w:hAnsi="Consolas"/>
-          <w:sz w:val="18"/>
+          <w:sz w:val="19"/>
         </w:rPr>
         <w:t xml:space="preserve">  dsadd user "CN=Azubi0%%i,OU=Ausbildungswerkstatt,OU=RWE,DC=klausur,DC=local" -samid Azubi0%%i -pwd az0%%i -mustchpwd yes -disabled no -hmdir \\KSERVER\Home$\Azubi0%%i -hmdrv Z: -profile \\KSERVER\Profile$\Azubi0%%i</w:t>
       </w:r>
     </w:p>
     <w:p>
       <w:pPr>
-        <w:shd w:val="clear" w:color="auto" w:fill="F2F2F2"/>
         <w:spacing w:before="0" w:after="0"/>
-        <w:ind w:left="170"/>
+        <w:ind w:left="283"/>
       </w:pPr>
       <w:r>
         <w:rPr>
           <w:rFonts w:ascii="Consolas" w:hAnsi="Consolas"/>
-          <w:sz w:val="18"/>
+          <w:sz w:val="19"/>
         </w:rPr>
         <w:t xml:space="preserve">  md C:\Home\Azubi0%%i</w:t>
       </w:r>
     </w:p>
     <w:p>
       <w:pPr>
-        <w:shd w:val="clear" w:color="auto" w:fill="F2F2F2"/>
         <w:spacing w:before="0" w:after="0"/>
-        <w:ind w:left="170"/>
+        <w:ind w:left="283"/>
       </w:pPr>
       <w:r>
         <w:rPr>
           <w:rFonts w:ascii="Consolas" w:hAnsi="Consolas"/>
-          <w:sz w:val="18"/>
+          <w:sz w:val="19"/>
         </w:rPr>
         <w:t xml:space="preserve">  icacls C:\Home\Azubi0%%i /grant "KA\Azubi0%%i:(OI)(CI)F"</w:t>
       </w:r>
     </w:p>
     <w:p>
       <w:pPr>
-        <w:shd w:val="clear" w:color="auto" w:fill="F2F2F2"/>
-        <w:spacing w:before="0" w:after="120"/>
-        <w:ind w:left="170"/>
+        <w:spacing w:before="0" w:after="80"/>
+        <w:ind w:left="283"/>
       </w:pPr>
       <w:r>
         <w:rPr>
           <w:rFonts w:ascii="Consolas" w:hAnsi="Consolas"/>
-          <w:sz w:val="18"/>
+          <w:sz w:val="19"/>
         </w:rPr>
         <w:t>)</w:t>
       </w:r>
     </w:p>
     <w:p>
-      <w:pPr>
-        <w:pStyle w:val="ListBullet"/>
-        <w:spacing w:after="40"/>
-      </w:pPr>
       <w:r>
+        <w:rPr>
+          <w:b w:val="0"/>
+        </w:rPr>
         <w:t>In einer .bat-Datei %%i schreiben, direkt in der Eingabeaufforderung nur %i.</w:t>
       </w:r>
     </w:p>
     <w:p>
-      <w:pPr>
-        <w:pStyle w:val="ListBullet"/>
-        <w:spacing w:after="40"/>
-      </w:pPr>
       <w:r>
+        <w:rPr>
+          <w:b w:val="0"/>
+        </w:rPr>
         <w:t>-mustchpwd yes erzwingt die Kennwortänderung bei der ersten Anmeldung. -pwdneverexpires yes darf nicht gesetzt werden, weil „Kennwort läuft nie ab“ Vorrang hat und die Änderung sonst nicht verlangt wird.</w:t>
       </w:r>
     </w:p>
     <w:p>
-      <w:pPr>
-        <w:pStyle w:val="ListBullet"/>
-        <w:spacing w:after="40"/>
-      </w:pPr>
       <w:r>
+        <w:rPr>
+          <w:b w:val="0"/>
+        </w:rPr>
         <w:t>-hmdir trägt den Basisordner nur ein. md legt den Ordner an, icacls gibt dem Benutzer Vollzugriff darauf.</w:t>
       </w:r>
     </w:p>
     <w:p>
-      <w:pPr>
-        <w:pStyle w:val="ListBullet"/>
-        <w:spacing w:after="40"/>
-      </w:pPr>
       <w:r>
+        <w:rPr>
+          <w:b w:val="0"/>
+        </w:rPr>
         <w:t>Alternative ohne -hmdir/-profile, md und icacls: In „Active Directory-Benutzer und -Computer“ alle Konten einer OU markieren → Eigenschaften → Profil. Profilpfad \\KSERVER\Profile$\%username% und Basisordner Verbinden Z: mit \\KSERVER\Home$\%username% eintragen. Windows legt die Home-Ordner dabei selbst mit den passenden Rechten an.</w:t>
       </w:r>
     </w:p>
     <w:p>
       <w:r>
+        <w:rPr>
+          <w:b w:val="0"/>
+        </w:rPr>
         <w:t>Die übrigen OUs werden nach demselben Muster angelegt. Abweichungen:</w:t>
       </w:r>
     </w:p>
@@ -913,35 +884,28 @@
       <w:tblPr>
         <w:tblStyle w:val="TableGrid"/>
         <w:tblW w:type="auto" w:w="0"/>
-        <w:jc w:val="left"/>
         <w:tblLayout w:type="fixed"/>
         <w:tblLook w:firstColumn="1" w:firstRow="1" w:lastColumn="0" w:lastRow="0" w:noHBand="0" w:noVBand="1" w:val="04A0"/>
       </w:tblPr>
       <w:tblGrid>
-        <w:gridCol w:w="2353"/>
-        <w:gridCol w:w="2353"/>
-        <w:gridCol w:w="2353"/>
-        <w:gridCol w:w="2353"/>
+        <w:gridCol w:w="2268"/>
+        <w:gridCol w:w="2268"/>
+        <w:gridCol w:w="2268"/>
+        <w:gridCol w:w="2268"/>
       </w:tblGrid>
       <w:tr>
         <w:tc>
           <w:tcPr>
             <w:tcW w:type="dxa" w:w="1928"/>
-            <w:shd w:val="clear" w:color="auto" w:fill="DCE6F0"/>
           </w:tcPr>
           <w:p>
             <w:pPr>
               <w:spacing w:after="0"/>
             </w:pPr>
-            <w:r>
-              <w:rPr>
-                <w:sz w:val="20"/>
-              </w:rPr>
-            </w:r>
+            <w:r/>
             <w:r>
               <w:rPr>
                 <w:b/>
-                <w:sz w:val="20"/>
               </w:rPr>
               <w:t>OU</w:t>
             </w:r>
@@ -949,22 +913,16 @@
         </w:tc>
         <w:tc>
           <w:tcPr>
-            <w:tcW w:type="dxa" w:w="1247"/>
-            <w:shd w:val="clear" w:color="auto" w:fill="DCE6F0"/>
+            <w:tcW w:type="dxa" w:w="1134"/>
           </w:tcPr>
           <w:p>
             <w:pPr>
               <w:spacing w:after="0"/>
             </w:pPr>
-            <w:r>
-              <w:rPr>
-                <w:sz w:val="20"/>
-              </w:rPr>
-            </w:r>
+            <w:r/>
             <w:r>
               <w:rPr>
                 <w:b/>
-                <w:sz w:val="20"/>
               </w:rPr>
               <w:t>Schleife</w:t>
             </w:r>
@@ -972,22 +930,16 @@
         </w:tc>
         <w:tc>
           <w:tcPr>
-            <w:tcW w:type="dxa" w:w="3515"/>
-            <w:shd w:val="clear" w:color="auto" w:fill="DCE6F0"/>
+            <w:tcW w:type="dxa" w:w="3402"/>
           </w:tcPr>
           <w:p>
             <w:pPr>
               <w:spacing w:after="0"/>
             </w:pPr>
-            <w:r>
-              <w:rPr>
-                <w:sz w:val="20"/>
-              </w:rPr>
-            </w:r>
+            <w:r/>
             <w:r>
               <w:rPr>
                 <w:b/>
-                <w:sz w:val="20"/>
               </w:rPr>
               <w:t>Benutzer / Kennwort</w:t>
             </w:r>
@@ -995,22 +947,16 @@
         </w:tc>
         <w:tc>
           <w:tcPr>
-            <w:tcW w:type="dxa" w:w="2721"/>
-            <w:shd w:val="clear" w:color="auto" w:fill="DCE6F0"/>
+            <w:tcW w:type="dxa" w:w="2608"/>
           </w:tcPr>
           <w:p>
             <w:pPr>
               <w:spacing w:after="0"/>
             </w:pPr>
-            <w:r>
-              <w:rPr>
-                <w:sz w:val="20"/>
-              </w:rPr>
-            </w:r>
+            <w:r/>
             <w:r>
               <w:rPr>
                 <w:b/>
-                <w:sz w:val="20"/>
               </w:rPr>
               <w:t>Parameter</w:t>
             </w:r>
@@ -1027,57 +973,45 @@
               <w:spacing w:after="0"/>
             </w:pPr>
             <w:r>
-              <w:rPr>
-                <w:sz w:val="20"/>
-              </w:rPr>
               <w:t>Ausbildungswerkstatt</w:t>
             </w:r>
           </w:p>
         </w:tc>
         <w:tc>
           <w:tcPr>
-            <w:tcW w:type="dxa" w:w="1247"/>
+            <w:tcW w:type="dxa" w:w="1134"/>
           </w:tcPr>
           <w:p>
             <w:pPr>
               <w:spacing w:after="0"/>
             </w:pPr>
             <w:r>
-              <w:rPr>
-                <w:sz w:val="20"/>
-              </w:rPr>
               <w:t>(1,1,3)</w:t>
             </w:r>
           </w:p>
         </w:tc>
         <w:tc>
           <w:tcPr>
-            <w:tcW w:type="dxa" w:w="3515"/>
+            <w:tcW w:type="dxa" w:w="3402"/>
           </w:tcPr>
           <w:p>
             <w:pPr>
               <w:spacing w:after="0"/>
             </w:pPr>
             <w:r>
-              <w:rPr>
-                <w:sz w:val="20"/>
-              </w:rPr>
               <w:t>Azubi0%%i / az0%%i</w:t>
             </w:r>
           </w:p>
         </w:tc>
         <w:tc>
           <w:tcPr>
-            <w:tcW w:type="dxa" w:w="2721"/>
+            <w:tcW w:type="dxa" w:w="2608"/>
           </w:tcPr>
           <w:p>
             <w:pPr>
               <w:spacing w:after="0"/>
             </w:pPr>
             <w:r>
-              <w:rPr>
-                <w:sz w:val="20"/>
-              </w:rPr>
               <w:t>-profile</w:t>
             </w:r>
           </w:p>
@@ -1093,57 +1027,45 @@
               <w:spacing w:after="0"/>
             </w:pPr>
             <w:r>
-              <w:rPr>
-                <w:sz w:val="20"/>
-              </w:rPr>
               <w:t>IT</w:t>
             </w:r>
           </w:p>
         </w:tc>
         <w:tc>
           <w:tcPr>
-            <w:tcW w:type="dxa" w:w="1247"/>
+            <w:tcW w:type="dxa" w:w="1134"/>
           </w:tcPr>
           <w:p>
             <w:pPr>
               <w:spacing w:after="0"/>
             </w:pPr>
             <w:r>
-              <w:rPr>
-                <w:sz w:val="20"/>
-              </w:rPr>
               <w:t>(4,1,7)</w:t>
             </w:r>
           </w:p>
         </w:tc>
         <w:tc>
           <w:tcPr>
-            <w:tcW w:type="dxa" w:w="3515"/>
+            <w:tcW w:type="dxa" w:w="3402"/>
           </w:tcPr>
           <w:p>
             <w:pPr>
               <w:spacing w:after="0"/>
             </w:pPr>
             <w:r>
-              <w:rPr>
-                <w:sz w:val="20"/>
-              </w:rPr>
               <w:t>ITA0%%i / ita0%%i</w:t>
             </w:r>
           </w:p>
         </w:tc>
         <w:tc>
           <w:tcPr>
-            <w:tcW w:type="dxa" w:w="2721"/>
+            <w:tcW w:type="dxa" w:w="2608"/>
           </w:tcPr>
           <w:p>
             <w:pPr>
               <w:spacing w:after="0"/>
             </w:pPr>
             <w:r>
-              <w:rPr>
-                <w:sz w:val="20"/>
-              </w:rPr>
               <w:t>-profile, -loscr Software.cmd</w:t>
             </w:r>
           </w:p>
@@ -1159,41 +1081,32 @@
               <w:spacing w:after="0"/>
             </w:pPr>
             <w:r>
-              <w:rPr>
-                <w:sz w:val="20"/>
-              </w:rPr>
               <w:t>Personal</w:t>
             </w:r>
           </w:p>
         </w:tc>
         <w:tc>
           <w:tcPr>
-            <w:tcW w:type="dxa" w:w="1247"/>
+            <w:tcW w:type="dxa" w:w="1134"/>
           </w:tcPr>
           <w:p>
             <w:pPr>
               <w:spacing w:after="0"/>
             </w:pPr>
             <w:r>
-              <w:rPr>
-                <w:sz w:val="20"/>
-              </w:rPr>
               <w:t>(8,1,9)</w:t>
             </w:r>
           </w:p>
         </w:tc>
         <w:tc>
           <w:tcPr>
-            <w:tcW w:type="dxa" w:w="3515"/>
+            <w:tcW w:type="dxa" w:w="3402"/>
           </w:tcPr>
           <w:p>
             <w:pPr>
               <w:spacing w:after="0"/>
             </w:pPr>
             <w:r>
-              <w:rPr>
-                <w:sz w:val="20"/>
-              </w:rPr>
               <w:t>Sachbearbeiter0%%i / sb0%%i</w:t>
               <w:br/>
               <w:t>+ eigene Zeile für Sachbearbeiter10 / sb10</w:t>
@@ -1202,16 +1115,13 @@
         </w:tc>
         <w:tc>
           <w:tcPr>
-            <w:tcW w:type="dxa" w:w="2721"/>
+            <w:tcW w:type="dxa" w:w="2608"/>
           </w:tcPr>
           <w:p>
             <w:pPr>
               <w:spacing w:after="0"/>
             </w:pPr>
             <w:r>
-              <w:rPr>
-                <w:sz w:val="20"/>
-              </w:rPr>
               <w:t>-profile</w:t>
             </w:r>
           </w:p>
@@ -1227,57 +1137,45 @@
               <w:spacing w:after="0"/>
             </w:pPr>
             <w:r>
-              <w:rPr>
-                <w:sz w:val="20"/>
-              </w:rPr>
               <w:t>Forschung</w:t>
             </w:r>
           </w:p>
         </w:tc>
         <w:tc>
           <w:tcPr>
-            <w:tcW w:type="dxa" w:w="1247"/>
+            <w:tcW w:type="dxa" w:w="1134"/>
           </w:tcPr>
           <w:p>
             <w:pPr>
               <w:spacing w:after="0"/>
             </w:pPr>
             <w:r>
-              <w:rPr>
-                <w:sz w:val="20"/>
-              </w:rPr>
               <w:t>(11,1,14)</w:t>
             </w:r>
           </w:p>
         </w:tc>
         <w:tc>
           <w:tcPr>
-            <w:tcW w:type="dxa" w:w="3515"/>
+            <w:tcW w:type="dxa" w:w="3402"/>
           </w:tcPr>
           <w:p>
             <w:pPr>
               <w:spacing w:after="0"/>
             </w:pPr>
             <w:r>
-              <w:rPr>
-                <w:sz w:val="20"/>
-              </w:rPr>
               <w:t>Forscher%%i / fo%%i</w:t>
             </w:r>
           </w:p>
         </w:tc>
         <w:tc>
           <w:tcPr>
-            <w:tcW w:type="dxa" w:w="2721"/>
+            <w:tcW w:type="dxa" w:w="2608"/>
           </w:tcPr>
           <w:p>
             <w:pPr>
               <w:spacing w:after="0"/>
             </w:pPr>
             <w:r>
-              <w:rPr>
-                <w:sz w:val="20"/>
-              </w:rPr>
               <w:t>-profile</w:t>
             </w:r>
           </w:p>
@@ -1293,57 +1191,45 @@
               <w:spacing w:after="0"/>
             </w:pPr>
             <w:r>
-              <w:rPr>
-                <w:sz w:val="20"/>
-              </w:rPr>
               <w:t>Fertigung</w:t>
             </w:r>
           </w:p>
         </w:tc>
         <w:tc>
           <w:tcPr>
-            <w:tcW w:type="dxa" w:w="1247"/>
+            <w:tcW w:type="dxa" w:w="1134"/>
           </w:tcPr>
           <w:p>
             <w:pPr>
               <w:spacing w:after="0"/>
             </w:pPr>
             <w:r>
-              <w:rPr>
-                <w:sz w:val="20"/>
-              </w:rPr>
               <w:t>(15,1,20)</w:t>
             </w:r>
           </w:p>
         </w:tc>
         <w:tc>
           <w:tcPr>
-            <w:tcW w:type="dxa" w:w="3515"/>
+            <w:tcW w:type="dxa" w:w="3402"/>
           </w:tcPr>
           <w:p>
             <w:pPr>
               <w:spacing w:after="0"/>
             </w:pPr>
             <w:r>
-              <w:rPr>
-                <w:sz w:val="20"/>
-              </w:rPr>
               <w:t>Fertigung%%i / fe%%i</w:t>
             </w:r>
           </w:p>
         </w:tc>
         <w:tc>
           <w:tcPr>
-            <w:tcW w:type="dxa" w:w="2721"/>
+            <w:tcW w:type="dxa" w:w="2608"/>
           </w:tcPr>
           <w:p>
             <w:pPr>
               <w:spacing w:after="0"/>
             </w:pPr>
             <w:r>
-              <w:rPr>
-                <w:sz w:val="20"/>
-              </w:rPr>
               <w:t>kein -profile, -loscr Ersatzteile.bat</w:t>
             </w:r>
           </w:p>
@@ -1357,6 +1243,9 @@
     </w:p>
     <w:p>
       <w:r>
+        <w:rPr>
+          <w:b w:val="0"/>
+        </w:rPr>
         <w:t>Sachbearbeiter10 braucht eine eigene Zeile, weil die Schleife sonst Sachbearbeiter010 erzeugt. Ab Nummer 10 entfällt die führende 0.</w:t>
       </w:r>
     </w:p>
@@ -1370,6 +1259,9 @@
     </w:p>
     <w:p>
       <w:r>
+        <w:rPr>
+          <w:b w:val="0"/>
+        </w:rPr>
         <w:t>In der Gruppenrichtlinienverwaltung per Rechtsklick auf die jeweilige OU „Gruppenrichtlinienobjekt hier erstellen und verknüpfen“ wählen. Nicht die Default Domain Policy verwenden, sonst gelten die Einstellungen für alle Benutzer.</w:t>
       </w:r>
     </w:p>
@@ -1377,34 +1269,27 @@
       <w:tblPr>
         <w:tblStyle w:val="TableGrid"/>
         <w:tblW w:type="auto" w:w="0"/>
-        <w:jc w:val="left"/>
         <w:tblLayout w:type="fixed"/>
         <w:tblLook w:firstColumn="1" w:firstRow="1" w:lastColumn="0" w:lastRow="0" w:noHBand="0" w:noVBand="1" w:val="04A0"/>
       </w:tblPr>
       <w:tblGrid>
-        <w:gridCol w:w="3137"/>
-        <w:gridCol w:w="3137"/>
-        <w:gridCol w:w="3137"/>
+        <w:gridCol w:w="3024"/>
+        <w:gridCol w:w="3024"/>
+        <w:gridCol w:w="3024"/>
       </w:tblGrid>
       <w:tr>
         <w:tc>
           <w:tcPr>
             <w:tcW w:type="dxa" w:w="1814"/>
-            <w:shd w:val="clear" w:color="auto" w:fill="DCE6F0"/>
           </w:tcPr>
           <w:p>
             <w:pPr>
               <w:spacing w:after="0"/>
             </w:pPr>
-            <w:r>
-              <w:rPr>
-                <w:sz w:val="20"/>
-              </w:rPr>
-            </w:r>
+            <w:r/>
             <w:r>
               <w:rPr>
                 <w:b/>
-                <w:sz w:val="20"/>
               </w:rPr>
               <w:t>GPO</w:t>
             </w:r>
@@ -1413,21 +1298,15 @@
         <w:tc>
           <w:tcPr>
             <w:tcW w:type="dxa" w:w="1928"/>
-            <w:shd w:val="clear" w:color="auto" w:fill="DCE6F0"/>
           </w:tcPr>
           <w:p>
             <w:pPr>
               <w:spacing w:after="0"/>
             </w:pPr>
-            <w:r>
-              <w:rPr>
-                <w:sz w:val="20"/>
-              </w:rPr>
-            </w:r>
+            <w:r/>
             <w:r>
               <w:rPr>
                 <w:b/>
-                <w:sz w:val="20"/>
               </w:rPr>
               <w:t>Verknüpft mit</w:t>
             </w:r>
@@ -1435,22 +1314,16 @@
         </w:tc>
         <w:tc>
           <w:tcPr>
-            <w:tcW w:type="dxa" w:w="5669"/>
-            <w:shd w:val="clear" w:color="auto" w:fill="DCE6F0"/>
+            <w:tcW w:type="dxa" w:w="5329"/>
           </w:tcPr>
           <w:p>
             <w:pPr>
               <w:spacing w:after="0"/>
             </w:pPr>
-            <w:r>
-              <w:rPr>
-                <w:sz w:val="20"/>
-              </w:rPr>
-            </w:r>
+            <w:r/>
             <w:r>
               <w:rPr>
                 <w:b/>
-                <w:sz w:val="20"/>
               </w:rPr>
               <w:t>Inhalt</w:t>
             </w:r>
@@ -1467,9 +1340,6 @@
               <w:spacing w:after="0"/>
             </w:pPr>
             <w:r>
-              <w:rPr>
-                <w:sz w:val="20"/>
-              </w:rPr>
               <w:t>Profilgröße</w:t>
             </w:r>
           </w:p>
@@ -1483,25 +1353,19 @@
               <w:spacing w:after="0"/>
             </w:pPr>
             <w:r>
-              <w:rPr>
-                <w:sz w:val="20"/>
-              </w:rPr>
               <w:t>OU RWE</w:t>
             </w:r>
           </w:p>
         </w:tc>
         <w:tc>
           <w:tcPr>
-            <w:tcW w:type="dxa" w:w="5669"/>
+            <w:tcW w:type="dxa" w:w="5329"/>
           </w:tcPr>
           <w:p>
             <w:pPr>
               <w:spacing w:after="0"/>
             </w:pPr>
             <w:r>
-              <w:rPr>
-                <w:sz w:val="20"/>
-              </w:rPr>
               <w:t>Profil max. 500 MB</w:t>
             </w:r>
           </w:p>
@@ -1517,9 +1381,6 @@
               <w:spacing w:after="0"/>
             </w:pPr>
             <w:r>
-              <w:rPr>
-                <w:sz w:val="20"/>
-              </w:rPr>
               <w:t>IT</w:t>
             </w:r>
           </w:p>
@@ -1533,25 +1394,19 @@
               <w:spacing w:after="0"/>
             </w:pPr>
             <w:r>
-              <w:rPr>
-                <w:sz w:val="20"/>
-              </w:rPr>
               <w:t>OU IT</w:t>
             </w:r>
           </w:p>
         </w:tc>
         <w:tc>
           <w:tcPr>
-            <w:tcW w:type="dxa" w:w="5669"/>
+            <w:tcW w:type="dxa" w:w="5329"/>
           </w:tcPr>
           <w:p>
             <w:pPr>
               <w:spacing w:after="0"/>
             </w:pPr>
             <w:r>
-              <w:rPr>
-                <w:sz w:val="20"/>
-              </w:rPr>
               <w:t>Google Chrome zuweisen</w:t>
             </w:r>
           </w:p>
@@ -1567,9 +1422,6 @@
               <w:spacing w:after="0"/>
             </w:pPr>
             <w:r>
-              <w:rPr>
-                <w:sz w:val="20"/>
-              </w:rPr>
               <w:t>Fertigung</w:t>
             </w:r>
           </w:p>
@@ -1583,25 +1435,19 @@
               <w:spacing w:after="0"/>
             </w:pPr>
             <w:r>
-              <w:rPr>
-                <w:sz w:val="20"/>
-              </w:rPr>
               <w:t>OU Fertigung</w:t>
             </w:r>
           </w:p>
         </w:tc>
         <w:tc>
           <w:tcPr>
-            <w:tcW w:type="dxa" w:w="5669"/>
+            <w:tcW w:type="dxa" w:w="5329"/>
           </w:tcPr>
           <w:p>
             <w:pPr>
               <w:spacing w:after="0"/>
             </w:pPr>
             <w:r>
-              <w:rPr>
-                <w:sz w:val="20"/>
-              </w:rPr>
               <w:t>Herunterfahren verbieten, Firefox zuweisen</w:t>
             </w:r>
           </w:p>
@@ -1615,109 +1461,121 @@
     </w:p>
     <w:p>
       <w:r>
+        <w:rPr>
+          <w:b w:val="0"/>
+        </w:rPr>
         <w:t>Tipp: Unter Administrative Vorlagen findet man Einstellungen schneller über Aktion → Filteroptionen → Schlüsselwortfilter.</w:t>
       </w:r>
     </w:p>
     <w:p>
-      <w:pPr>
-        <w:pStyle w:val="Heading2"/>
-      </w:pPr>
       <w:r>
-        <w:t>Profilgröße begrenzen</w:t>
+        <w:rPr>
+          <w:b/>
+        </w:rPr>
+        <w:t>Profilgröße beschränken</w:t>
       </w:r>
     </w:p>
     <w:p>
       <w:r>
-        <w:t>Benutzerkonfiguration → Richtlinien → Administrative Vorlagen → System → Benutzerprofile → Profilgröße begrenzen</w:t>
+        <w:rPr>
+          <w:b w:val="0"/>
+        </w:rPr>
+        <w:t>Benutzerkonfiguration → Richtlinien → Administrative Vorlagen → System → Benutzerprofile → Profilgröße beschränken</w:t>
       </w:r>
     </w:p>
     <w:p>
-      <w:pPr>
-        <w:pStyle w:val="ListBullet"/>
-        <w:spacing w:after="40"/>
-      </w:pPr>
       <w:r>
+        <w:rPr>
+          <w:b w:val="0"/>
+        </w:rPr>
         <w:t>Aktiviert, Maximale Profilgröße: 512000 KB (= 500 MB; rechnet man mit 1000, sind es 500000 KB)</w:t>
       </w:r>
     </w:p>
     <w:p>
-      <w:pPr>
-        <w:pStyle w:val="ListBullet"/>
-        <w:spacing w:after="40"/>
-      </w:pPr>
       <w:r>
-        <w:t>Haken bei „Benutzer benachrichtigen, wenn Profilspeicherplatz überschritten wird“</w:t>
+        <w:rPr>
+          <w:b w:val="0"/>
+        </w:rPr>
+        <w:t>Haken bei „Benutzer beim Überschreiten der max. Profilspeichergröße benachrichtigen“</w:t>
       </w:r>
     </w:p>
     <w:p>
-      <w:pPr>
-        <w:pStyle w:val="Heading2"/>
-      </w:pPr>
       <w:r>
+        <w:rPr>
+          <w:b/>
+        </w:rPr>
         <w:t>Herunterfahren verbieten (nur Fertigung)</w:t>
       </w:r>
     </w:p>
     <w:p>
       <w:r>
+        <w:rPr>
+          <w:b w:val="0"/>
+        </w:rPr>
         <w:t>Benutzerkonfiguration → Richtlinien → Administrative Vorlagen → Startmenü und Taskleiste</w:t>
       </w:r>
     </w:p>
     <w:p>
-      <w:pPr>
-        <w:pStyle w:val="ListBullet"/>
-        <w:spacing w:after="40"/>
-      </w:pPr>
       <w:r>
+        <w:rPr>
+          <w:b w:val="0"/>
+        </w:rPr>
         <w:t>„Befehle "Herunterfahren", "Neu starten", "Energie sparen" und "Ruhezustand" entfernen und Zugriff darauf verweigern“: Aktiviert</w:t>
       </w:r>
     </w:p>
     <w:p>
-      <w:pPr>
-        <w:pStyle w:val="Heading2"/>
-      </w:pPr>
       <w:r>
+        <w:rPr>
+          <w:b/>
+        </w:rPr>
         <w:t>Software zuweisen (Chrome für IT, Firefox für Fertigung)</w:t>
       </w:r>
     </w:p>
     <w:p>
       <w:r>
+        <w:rPr>
+          <w:b w:val="0"/>
+        </w:rPr>
         <w:t>Die MSI-Pakete (Chrome Enterprise: GoogleChromeStandaloneEnterprise64.msi, Firefox: MSI-Installer von mozilla.org) nach C:\Pakete kopieren.</w:t>
       </w:r>
     </w:p>
     <w:p>
       <w:r>
+        <w:rPr>
+          <w:b w:val="0"/>
+        </w:rPr>
         <w:t>Benutzerkonfiguration → Richtlinien → Softwareeinstellungen → Softwareinstallation → Rechtsklick Neu → Paket</w:t>
       </w:r>
     </w:p>
     <w:p>
-      <w:pPr>
-        <w:pStyle w:val="ListBullet"/>
-        <w:spacing w:after="40"/>
-      </w:pPr>
       <w:r>
+        <w:rPr>
+          <w:b w:val="0"/>
+        </w:rPr>
         <w:t>Paket über den UNC-Pfad auswählen, z. B. \\KSERVER\Pakete$\GoogleChromeStandaloneEnterprise64.msi. Mit einem lokalen Pfad (C:\…) finden die Clients das Paket nicht.</w:t>
       </w:r>
     </w:p>
     <w:p>
-      <w:pPr>
-        <w:pStyle w:val="ListBullet"/>
-        <w:spacing w:after="40"/>
-      </w:pPr>
       <w:r>
+        <w:rPr>
+          <w:b w:val="0"/>
+        </w:rPr>
         <w:t>Bereitstellungsmethode: Zugewiesen</w:t>
       </w:r>
     </w:p>
     <w:p>
-      <w:pPr>
-        <w:pStyle w:val="ListBullet"/>
-        <w:spacing w:after="40"/>
-      </w:pPr>
       <w:r>
+        <w:rPr>
+          <w:b w:val="0"/>
+        </w:rPr>
         <w:t>Eigenschaften des Pakets → Bereitstellung → Haken bei „Diese Anwendung bei Anmeldung installieren“</w:t>
       </w:r>
     </w:p>
     <w:p>
       <w:r>
+        <w:rPr>
+          <w:b w:val="0"/>
+        </w:rPr>
         <w:t>Für Firefox dasselbe im GPO Fertigung. Danach gpupdate /force ausführen.</w:t>
       </w:r>
     </w:p>
@@ -1731,6 +1589,9 @@
     </w:p>
     <w:p>
       <w:r>
+        <w:rPr>
+          <w:b w:val="0"/>
+        </w:rPr>
         <w:t>Im DNS-Manager unter Forward-Lookupzonen zwei neue primäre Zonen anlegen (in AD speichern): rwe.de und ewr.de. Darin Hosts (A-Einträge) mit der IP-Adresse des Servers erstellen:</w:t>
       </w:r>
     </w:p>
@@ -1738,34 +1599,27 @@
       <w:tblPr>
         <w:tblStyle w:val="TableGrid"/>
         <w:tblW w:type="auto" w:w="0"/>
-        <w:jc w:val="left"/>
         <w:tblLayout w:type="fixed"/>
         <w:tblLook w:firstColumn="1" w:firstRow="1" w:lastColumn="0" w:lastRow="0" w:noHBand="0" w:noVBand="1" w:val="04A0"/>
       </w:tblPr>
       <w:tblGrid>
-        <w:gridCol w:w="3137"/>
-        <w:gridCol w:w="3137"/>
-        <w:gridCol w:w="3137"/>
+        <w:gridCol w:w="3024"/>
+        <w:gridCol w:w="3024"/>
+        <w:gridCol w:w="3024"/>
       </w:tblGrid>
       <w:tr>
         <w:tc>
           <w:tcPr>
             <w:tcW w:type="dxa" w:w="1984"/>
-            <w:shd w:val="clear" w:color="auto" w:fill="DCE6F0"/>
           </w:tcPr>
           <w:p>
             <w:pPr>
               <w:spacing w:after="0"/>
             </w:pPr>
-            <w:r>
-              <w:rPr>
-                <w:sz w:val="20"/>
-              </w:rPr>
-            </w:r>
+            <w:r/>
             <w:r>
               <w:rPr>
                 <w:b/>
-                <w:sz w:val="20"/>
               </w:rPr>
               <w:t>Zone</w:t>
             </w:r>
@@ -1774,21 +1628,15 @@
         <w:tc>
           <w:tcPr>
             <w:tcW w:type="dxa" w:w="1984"/>
-            <w:shd w:val="clear" w:color="auto" w:fill="DCE6F0"/>
           </w:tcPr>
           <w:p>
             <w:pPr>
               <w:spacing w:after="0"/>
             </w:pPr>
-            <w:r>
-              <w:rPr>
-                <w:sz w:val="20"/>
-              </w:rPr>
-            </w:r>
+            <w:r/>
             <w:r>
               <w:rPr>
                 <w:b/>
-                <w:sz w:val="20"/>
               </w:rPr>
               <w:t>Hostname</w:t>
             </w:r>
@@ -1796,22 +1644,16 @@
         </w:tc>
         <w:tc>
           <w:tcPr>
-            <w:tcW w:type="dxa" w:w="5443"/>
-            <w:shd w:val="clear" w:color="auto" w:fill="DCE6F0"/>
+            <w:tcW w:type="dxa" w:w="5102"/>
           </w:tcPr>
           <w:p>
             <w:pPr>
               <w:spacing w:after="0"/>
             </w:pPr>
-            <w:r>
-              <w:rPr>
-                <w:sz w:val="20"/>
-              </w:rPr>
-            </w:r>
+            <w:r/>
             <w:r>
               <w:rPr>
                 <w:b/>
-                <w:sz w:val="20"/>
               </w:rPr>
               <w:t>Ergibt</w:t>
             </w:r>
@@ -1828,9 +1670,6 @@
               <w:spacing w:after="0"/>
             </w:pPr>
             <w:r>
-              <w:rPr>
-                <w:sz w:val="20"/>
-              </w:rPr>
               <w:t>rwe.de</w:t>
             </w:r>
           </w:p>
@@ -1844,25 +1683,19 @@
               <w:spacing w:after="0"/>
             </w:pPr>
             <w:r>
-              <w:rPr>
-                <w:sz w:val="20"/>
-              </w:rPr>
               <w:t>www</w:t>
             </w:r>
           </w:p>
         </w:tc>
         <w:tc>
           <w:tcPr>
-            <w:tcW w:type="dxa" w:w="5443"/>
+            <w:tcW w:type="dxa" w:w="5102"/>
           </w:tcPr>
           <w:p>
             <w:pPr>
               <w:spacing w:after="0"/>
             </w:pPr>
             <w:r>
-              <w:rPr>
-                <w:sz w:val="20"/>
-              </w:rPr>
               <w:t>www.rwe.de</w:t>
             </w:r>
           </w:p>
@@ -1878,9 +1711,6 @@
               <w:spacing w:after="0"/>
             </w:pPr>
             <w:r>
-              <w:rPr>
-                <w:sz w:val="20"/>
-              </w:rPr>
               <w:t>rwe.de</w:t>
             </w:r>
           </w:p>
@@ -1894,25 +1724,19 @@
               <w:spacing w:after="0"/>
             </w:pPr>
             <w:r>
-              <w:rPr>
-                <w:sz w:val="20"/>
-              </w:rPr>
               <w:t>ww</w:t>
             </w:r>
           </w:p>
         </w:tc>
         <w:tc>
           <w:tcPr>
-            <w:tcW w:type="dxa" w:w="5443"/>
+            <w:tcW w:type="dxa" w:w="5102"/>
           </w:tcPr>
           <w:p>
             <w:pPr>
               <w:spacing w:after="0"/>
             </w:pPr>
             <w:r>
-              <w:rPr>
-                <w:sz w:val="20"/>
-              </w:rPr>
               <w:t>ww.rwe.de</w:t>
             </w:r>
           </w:p>
@@ -1928,9 +1752,6 @@
               <w:spacing w:after="0"/>
             </w:pPr>
             <w:r>
-              <w:rPr>
-                <w:sz w:val="20"/>
-              </w:rPr>
               <w:t>ewr.de</w:t>
             </w:r>
           </w:p>
@@ -1944,25 +1765,19 @@
               <w:spacing w:after="0"/>
             </w:pPr>
             <w:r>
-              <w:rPr>
-                <w:sz w:val="20"/>
-              </w:rPr>
               <w:t>www</w:t>
             </w:r>
           </w:p>
         </w:tc>
         <w:tc>
           <w:tcPr>
-            <w:tcW w:type="dxa" w:w="5443"/>
+            <w:tcW w:type="dxa" w:w="5102"/>
           </w:tcPr>
           <w:p>
             <w:pPr>
               <w:spacing w:after="0"/>
             </w:pPr>
             <w:r>
-              <w:rPr>
-                <w:sz w:val="20"/>
-              </w:rPr>
               <w:t>www.ewr.de</w:t>
             </w:r>
           </w:p>
@@ -1984,29 +1799,33 @@
     </w:p>
     <w:p>
       <w:r>
+        <w:rPr>
+          <w:b w:val="0"/>
+        </w:rPr>
         <w:t>Damit zur IP-Adresse der Servername ausgegeben wird:</w:t>
       </w:r>
     </w:p>
     <w:p>
-      <w:pPr>
-        <w:pStyle w:val="ListBullet"/>
-        <w:spacing w:after="40"/>
-      </w:pPr>
       <w:r>
-        <w:t>Reverse-Lookupzonen → Neue Zone → Primäre Zone → IPv4 → Netzwerk-ID des Servernetzes eintragen (z. B. 192.168.1 bei 192.168.1.10).</w:t>
-      </w:r>
-    </w:p>
-    <w:p>
-      <w:pPr>
-        <w:pStyle w:val="ListBullet"/>
-        <w:spacing w:after="40"/>
-      </w:pPr>
-      <w:r>
-        <w:t>In der neuen Zone „Neuer Zeiger (PTR)“: Hostanteil der IP (z. B. 10) → kserver.klausur.local.</w:t>
+        <w:rPr>
+          <w:b w:val="0"/>
+        </w:rPr>
+        <w:t>Reverse-Lookupzonen → Neue Zone → Primäre Zone → IPv4 → Netzwerk-ID des Servernetzes eintragen (z. B. 192.168.1 bei 192.168.1.99).</w:t>
       </w:r>
     </w:p>
     <w:p>
       <w:r>
+        <w:rPr>
+          <w:b w:val="0"/>
+        </w:rPr>
+        <w:t>In der neuen Zone „Neuer Zeiger (PTR)“: Hostanteil der IP (z. B. 99) → kserver.klausur.local.</w:t>
+      </w:r>
+    </w:p>
+    <w:p>
+      <w:r>
+        <w:rPr>
+          <w:b w:val="0"/>
+        </w:rPr>
         <w:t>Alternativ in der Zone klausur.local den A-Eintrag KSERVER öffnen und „Verknüpften PTR-Eintrag aktualisieren“ anhaken.</w:t>
       </w:r>
     </w:p>
@@ -2020,22 +1839,31 @@
     </w:p>
     <w:p>
       <w:r>
+        <w:rPr>
+          <w:b w:val="0"/>
+        </w:rPr>
         <w:t>Auf dem Windows-10-Client:</w:t>
       </w:r>
     </w:p>
     <w:p>
       <w:r>
+        <w:rPr>
+          <w:b w:val="0"/>
+        </w:rPr>
         <w:t>sysdm.cpl → Computername → Ändern → Mitglied von: Domäne → klausur.local</w:t>
       </w:r>
     </w:p>
     <w:p>
       <w:r>
+        <w:rPr>
+          <w:b w:val="0"/>
+        </w:rPr>
         <w:t>Mit dem Domänen-Administrator bestätigen und den Client neu starten. Danach können sich die Domänenbenutzer (z. B. Azubi01) anmelden.</w:t>
       </w:r>
     </w:p>
     <w:sectPr>
       <w:pgSz w:w="11906" w:h="16838"/>
-      <w:pgMar w:top="1134" w:right="1247" w:bottom="1134" w:left="1247" w:header="720" w:footer="720" w:gutter="0"/>
+      <w:pgMar w:top="1417" w:right="1417" w:bottom="1417" w:left="1417" w:header="720" w:footer="720" w:gutter="0"/>
       <w:cols w:space="720"/>
       <w:docGrid w:linePitch="360"/>
     </w:sectPr>
@@ -2407,7 +2235,7 @@
     <w:qFormat/>
     <w:rsid w:val="00FC693F"/>
     <w:pPr>
-      <w:spacing w:after="80"/>
+      <w:spacing w:after="60"/>
     </w:pPr>
     <w:rPr>
       <w:rFonts w:ascii="Calibri" w:hAnsi="Calibri" w:eastAsia="Calibri"/>
@@ -2476,8 +2304,8 @@
       <w:rFonts w:ascii="Calibri" w:hAnsi="Calibri"/>
       <w:b/>
       <w:bCs/>
-      <w:color w:val="1F3A5F"/>
-      <w:sz w:val="28"/>
+      <w:color w:val="000000"/>
+      <w:sz w:val="24"/>
       <w:szCs w:val="28"/>
     </w:rPr>
   </w:style>
@@ -2493,15 +2321,15 @@
     <w:pPr>
       <w:keepNext/>
       <w:keepLines/>
-      <w:spacing w:before="280" w:after="80"/>
+      <w:spacing w:before="200" w:after="0"/>
       <w:outlineLvl w:val="1"/>
     </w:pPr>
     <w:rPr>
-      <w:rFonts w:ascii="Calibri" w:hAnsi="Calibri"/>
+      <w:rFonts w:asciiTheme="majorHAnsi" w:eastAsiaTheme="majorEastAsia" w:hAnsiTheme="majorHAnsi" w:cstheme="majorBidi"/>
       <w:b/>
       <w:bCs/>
-      <w:color w:val="1F3A5F"/>
-      <w:sz w:val="24"/>
+      <w:color w:val="4F81BD" w:themeColor="accent1"/>
+      <w:sz w:val="26"/>
       <w:szCs w:val="26"/>
     </w:rPr>
   </w:style>

--- a/LF10 AD-Doku final.docx
+++ b/LF10 AD-Doku final.docx
@@ -9,26 +9,38 @@
       <w:r>
         <w:rPr>
           <w:b/>
-          <w:sz w:val="32"/>
+          <w:color w:val="1F3864"/>
+          <w:sz w:val="48"/>
         </w:rPr>
         <w:t>Lernfeld 10</w:t>
       </w:r>
     </w:p>
     <w:p>
+      <w:pPr>
+        <w:spacing w:after="40"/>
+      </w:pPr>
       <w:r>
         <w:rPr>
-          <w:b w:val="0"/>
-          <w:sz w:val="24"/>
+          <w:color w:val="2E74B5"/>
+          <w:sz w:val="28"/>
         </w:rPr>
         <w:t>Dokumentation / Anleitung – Active Directory</w:t>
       </w:r>
     </w:p>
     <w:p>
+      <w:pPr>
+        <w:pBdr>
+          <w:bottom w:val="single" w:sz="12" w:space="6" w:color="1F3864"/>
+        </w:pBdr>
+        <w:spacing w:after="280"/>
+      </w:pPr>
       <w:r>
         <w:rPr>
-          <w:b w:val="0"/>
+          <w:i/>
+          <w:color w:val="595959"/>
+          <w:sz w:val="21"/>
         </w:rPr>
-        <w:t>Umgebung: Server KSERVER (Windows Server 2019), Domäne klausur.local, Windows-10-Client. Die Anleitung setzt voraus, dass AD DS und DNS eingerichtet sind, der Client den Server als DNS-Server nutzt und das Laufwerk X: in der Server-VM vorhanden ist.</w:t>
+        <w:t>Von Marvin Rosslan</w:t>
       </w:r>
     </w:p>
     <w:p>
@@ -36,69 +48,73 @@
         <w:rPr>
           <w:b/>
         </w:rPr>
+        <w:t>Umgebung:</w:t>
+      </w:r>
+      <w:r>
+        <w:t xml:space="preserve"> Server KSERVER (Windows Server 2019), Domäne klausur.local, Windows-10-Client.</w:t>
+      </w:r>
+    </w:p>
+    <w:p>
+      <w:pPr>
+        <w:pStyle w:val="Heading2"/>
+      </w:pPr>
+      <w:r>
         <w:t>Informationen zur Anmeldung an der Domäne:</w:t>
       </w:r>
     </w:p>
     <w:p>
+      <w:pPr>
+        <w:keepNext/>
+        <w:spacing w:before="120" w:after="40"/>
+      </w:pPr>
       <w:r>
         <w:rPr>
-          <w:b w:val="0"/>
+          <w:b/>
         </w:rPr>
         <w:t>Domänenanmeldeoptionen:</w:t>
       </w:r>
     </w:p>
     <w:p>
       <w:pPr>
-        <w:spacing w:before="40" w:after="0"/>
-        <w:ind w:left="283"/>
+        <w:pStyle w:val="Code"/>
       </w:pPr>
       <w:r>
-        <w:rPr>
-          <w:rFonts w:ascii="Consolas" w:hAnsi="Consolas"/>
-          <w:sz w:val="19"/>
-        </w:rPr>
         <w:t>KA\BENUTZERNAME</w:t>
       </w:r>
     </w:p>
     <w:p>
       <w:pPr>
-        <w:spacing w:before="0" w:after="80"/>
-        <w:ind w:left="283"/>
+        <w:pStyle w:val="Code"/>
       </w:pPr>
       <w:r>
-        <w:rPr>
-          <w:rFonts w:ascii="Consolas" w:hAnsi="Consolas"/>
-          <w:sz w:val="19"/>
-        </w:rPr>
         <w:t>BENUTZERNAME@DOMÄNENNAME.local</w:t>
       </w:r>
     </w:p>
     <w:p>
+      <w:pPr>
+        <w:keepNext/>
+        <w:spacing w:before="120" w:after="40"/>
+      </w:pPr>
       <w:r>
         <w:rPr>
-          <w:b w:val="0"/>
+          <w:b/>
         </w:rPr>
         <w:t>Lokale Anmeldung erzwingen:</w:t>
       </w:r>
     </w:p>
     <w:p>
       <w:pPr>
-        <w:spacing w:before="40" w:after="80"/>
-        <w:ind w:left="283"/>
+        <w:pStyle w:val="Code"/>
       </w:pPr>
       <w:r>
-        <w:rPr>
-          <w:rFonts w:ascii="Consolas" w:hAnsi="Consolas"/>
-          <w:sz w:val="19"/>
-        </w:rPr>
         <w:t>.\BENUTZERNAME</w:t>
       </w:r>
     </w:p>
     <w:p>
+      <w:pPr>
+        <w:pStyle w:val="Hinweis"/>
+      </w:pPr>
       <w:r>
-        <w:rPr>
-          <w:b w:val="0"/>
-        </w:rPr>
         <w:t>Firewall vollständig deaktivieren.</w:t>
       </w:r>
     </w:p>
@@ -112,103 +128,74 @@
     </w:p>
     <w:p>
       <w:pPr>
-        <w:spacing w:before="40" w:after="0"/>
-        <w:ind w:left="283"/>
+        <w:keepNext/>
+        <w:spacing w:before="120" w:after="40"/>
       </w:pPr>
       <w:r>
         <w:rPr>
-          <w:rFonts w:ascii="Consolas" w:hAnsi="Consolas"/>
-          <w:sz w:val="19"/>
+          <w:b/>
         </w:rPr>
+        <w:t>Beispiel:</w:t>
+      </w:r>
+    </w:p>
+    <w:p>
+      <w:pPr>
+        <w:pStyle w:val="Code"/>
+      </w:pPr>
+      <w:r>
         <w:t>dsadd ou "OU=RWE,DC=klausur,DC=local"</w:t>
       </w:r>
     </w:p>
     <w:p>
       <w:pPr>
-        <w:spacing w:before="0" w:after="0"/>
-        <w:ind w:left="283"/>
+        <w:pStyle w:val="Code"/>
       </w:pPr>
       <w:r>
-        <w:rPr>
-          <w:rFonts w:ascii="Consolas" w:hAnsi="Consolas"/>
-          <w:sz w:val="19"/>
-        </w:rPr>
         <w:t>dsadd ou "OU=Ausbildungswerkstatt,OU=RWE,DC=klausur,DC=local"</w:t>
       </w:r>
     </w:p>
     <w:p>
       <w:pPr>
-        <w:spacing w:before="0" w:after="0"/>
-        <w:ind w:left="283"/>
+        <w:pStyle w:val="Code"/>
       </w:pPr>
       <w:r>
-        <w:rPr>
-          <w:rFonts w:ascii="Consolas" w:hAnsi="Consolas"/>
-          <w:sz w:val="19"/>
-        </w:rPr>
         <w:t>dsadd ou "OU=IT,OU=RWE,DC=klausur,DC=local"</w:t>
       </w:r>
     </w:p>
     <w:p>
       <w:pPr>
-        <w:spacing w:before="0" w:after="0"/>
-        <w:ind w:left="283"/>
+        <w:pStyle w:val="Code"/>
       </w:pPr>
       <w:r>
-        <w:rPr>
-          <w:rFonts w:ascii="Consolas" w:hAnsi="Consolas"/>
-          <w:sz w:val="19"/>
-        </w:rPr>
         <w:t>dsadd ou "OU=Personal,OU=RWE,DC=klausur,DC=local"</w:t>
       </w:r>
     </w:p>
     <w:p>
       <w:pPr>
-        <w:spacing w:before="0" w:after="0"/>
-        <w:ind w:left="283"/>
+        <w:pStyle w:val="Code"/>
       </w:pPr>
       <w:r>
-        <w:rPr>
-          <w:rFonts w:ascii="Consolas" w:hAnsi="Consolas"/>
-          <w:sz w:val="19"/>
-        </w:rPr>
         <w:t>dsadd ou "OU=Forschung,OU=RWE,DC=klausur,DC=local"</w:t>
       </w:r>
     </w:p>
     <w:p>
       <w:pPr>
-        <w:spacing w:before="0" w:after="80"/>
-        <w:ind w:left="283"/>
+        <w:pStyle w:val="Code"/>
       </w:pPr>
       <w:r>
-        <w:rPr>
-          <w:rFonts w:ascii="Consolas" w:hAnsi="Consolas"/>
-          <w:sz w:val="19"/>
-        </w:rPr>
         <w:t>dsadd ou "OU=Fertigung,OU=RWE,DC=klausur,DC=local"</w:t>
       </w:r>
     </w:p>
     <w:p>
       <w:r>
-        <w:rPr>
-          <w:b w:val="0"/>
-        </w:rPr>
-        <w:t>Die DC-Teile geben den Domänennamen wieder, nicht den Servernamen. Den richtigen Wert zeigt dsquery domainroot (z. B. DC=klausur,DC=local).</w:t>
+        <w:t>"DC” gibt den Domänennamen wieder. Überprüfung mit “dsquery domainroot”.</w:t>
       </w:r>
     </w:p>
     <w:p>
+      <w:pPr>
+        <w:pStyle w:val="Hinweis"/>
+      </w:pPr>
       <w:r>
-        <w:rPr>
-          <w:b w:val="0"/>
-        </w:rPr>
-        <w:t>Zuerst die OU RWE anlegen, erst danach die Unter-OUs.</w:t>
-      </w:r>
-    </w:p>
-    <w:p>
-      <w:r>
-        <w:rPr>
-          <w:b w:val="0"/>
-        </w:rPr>
         <w:t>Muss eine OU wieder gelöscht werden: in „Active Directory-Benutzer und -Computer“ Ansicht → Erweiterte Features, dann in den Eigenschaften der OU unter Objekt den Haken „Objekt vor zufälligem Löschen schützen“ entfernen.</w:t>
       </w:r>
     </w:p>
@@ -221,59 +208,48 @@
       </w:r>
     </w:p>
     <w:p>
+      <w:pPr>
+        <w:pStyle w:val="Menüpfad"/>
+      </w:pPr>
       <w:r>
-        <w:rPr>
-          <w:b w:val="0"/>
-        </w:rPr>
-        <w:t>Damit kurze Kennwörter wie az01 angenommen werden, in der Gruppenrichtlinienverwaltung die Default Domain Policy bearbeiten:</w:t>
+        <w:t>Computerkonfiguration → Richtlinien → Windows-Einstellungen → Sicherheitseinstellungen → Kontorichtlinien → Kennwortrichtlinien</w:t>
+      </w:r>
+    </w:p>
+    <w:p>
+      <w:pPr>
+        <w:pStyle w:val="ListBullet"/>
+      </w:pPr>
+      <w:r>
+        <w:t>Kennwort muss Komplexitätsvoraussetzungen entsprechen: Deaktiviert</w:t>
+      </w:r>
+    </w:p>
+    <w:p>
+      <w:pPr>
+        <w:pStyle w:val="ListBullet"/>
+      </w:pPr>
+      <w:r>
+        <w:t>Minimale Kennwortlänge: 0 Zeichen</w:t>
+      </w:r>
+    </w:p>
+    <w:p>
+      <w:pPr>
+        <w:pStyle w:val="ListBullet"/>
+      </w:pPr>
+      <w:r>
+        <w:t>Kennwortchronik erzwingen: 0 gespeicherte Kennwörter</w:t>
+      </w:r>
+    </w:p>
+    <w:p>
+      <w:pPr>
+        <w:pStyle w:val="ListBullet"/>
+      </w:pPr>
+      <w:r>
+        <w:t>Maximales Kennwortalter: 0</w:t>
       </w:r>
     </w:p>
     <w:p>
       <w:r>
-        <w:rPr>
-          <w:b w:val="0"/>
-        </w:rPr>
-        <w:t>Computerkonfiguration → Richtlinien → Windows-Einstellungen → Sicherheitseinstellungen → Kontorichtlinien → Kennwortrichtlinien</w:t>
-      </w:r>
-    </w:p>
-    <w:p>
-      <w:r>
-        <w:rPr>
-          <w:b w:val="0"/>
-        </w:rPr>
-        <w:t>Kennwort muss Komplexitätsvoraussetzungen entsprechen: Deaktiviert</w:t>
-      </w:r>
-    </w:p>
-    <w:p>
-      <w:r>
-        <w:rPr>
-          <w:b w:val="0"/>
-        </w:rPr>
-        <w:t>Minimale Kennwortlänge: 0 Zeichen</w:t>
-      </w:r>
-    </w:p>
-    <w:p>
-      <w:r>
-        <w:rPr>
-          <w:b w:val="0"/>
-        </w:rPr>
-        <w:t>Kennwortchronik erzwingen: 0 gespeicherte Kennwörter (das alte Kennwort darf wiederverwendet werden)</w:t>
-      </w:r>
-    </w:p>
-    <w:p>
-      <w:r>
-        <w:rPr>
-          <w:b w:val="0"/>
-        </w:rPr>
-        <w:t>Maximales Kennwortalter: 0 (Kennwörter laufen nicht ab; die Änderung bei der ersten Anmeldung bleibt trotzdem erzwungen)</w:t>
-      </w:r>
-    </w:p>
-    <w:p>
-      <w:r>
-        <w:rPr>
-          <w:b w:val="0"/>
-        </w:rPr>
-        <w:t>Anschließend gpupdate /force ausführen.</w:t>
+        <w:t>Zuletzt “gpupdate /force“ ausführen.</w:t>
       </w:r>
     </w:p>
     <w:p>
@@ -284,6 +260,18 @@
         <w:t>3. Ordner und Freigaben</w:t>
       </w:r>
     </w:p>
+    <w:p>
+      <w:pPr>
+        <w:keepNext/>
+        <w:spacing w:before="120" w:after="40"/>
+      </w:pPr>
+      <w:r>
+        <w:rPr>
+          <w:b/>
+        </w:rPr>
+        <w:t>Beispiel:</w:t>
+      </w:r>
+    </w:p>
     <w:tbl>
       <w:tblPr>
         <w:tblStyle w:val="TableGrid"/>
@@ -292,23 +280,30 @@
         <w:tblLook w:firstColumn="1" w:firstRow="1" w:lastColumn="0" w:lastRow="0" w:noHBand="0" w:noVBand="1" w:val="04A0"/>
       </w:tblPr>
       <w:tblGrid>
-        <w:gridCol w:w="3024"/>
-        <w:gridCol w:w="3024"/>
-        <w:gridCol w:w="3024"/>
+        <w:gridCol w:w="3099"/>
+        <w:gridCol w:w="3099"/>
+        <w:gridCol w:w="3099"/>
       </w:tblGrid>
       <w:tr>
         <w:tc>
           <w:tcPr>
-            <w:tcW w:type="dxa" w:w="1984"/>
+            <w:tcW w:type="dxa" w:w="2041"/>
+            <w:shd w:val="clear" w:color="auto" w:fill="1F3864"/>
           </w:tcPr>
           <w:p>
             <w:pPr>
-              <w:spacing w:after="0"/>
+              <w:spacing w:after="20" w:before="20"/>
             </w:pPr>
-            <w:r/>
+            <w:r>
+              <w:rPr>
+                <w:sz w:val="20"/>
+              </w:rPr>
+            </w:r>
             <w:r>
               <w:rPr>
                 <w:b/>
+                <w:color w:val="FFFFFF"/>
+                <w:sz w:val="20"/>
               </w:rPr>
               <w:t>Ordner</w:t>
             </w:r>
@@ -316,16 +311,23 @@
         </w:tc>
         <w:tc>
           <w:tcPr>
-            <w:tcW w:type="dxa" w:w="1814"/>
+            <w:tcW w:type="dxa" w:w="1928"/>
+            <w:shd w:val="clear" w:color="auto" w:fill="1F3864"/>
           </w:tcPr>
           <w:p>
             <w:pPr>
-              <w:spacing w:after="0"/>
+              <w:spacing w:after="20" w:before="20"/>
             </w:pPr>
-            <w:r/>
+            <w:r>
+              <w:rPr>
+                <w:sz w:val="20"/>
+              </w:rPr>
+            </w:r>
             <w:r>
               <w:rPr>
                 <w:b/>
+                <w:color w:val="FFFFFF"/>
+                <w:sz w:val="20"/>
               </w:rPr>
               <w:t>Freigabename</w:t>
             </w:r>
@@ -333,18 +335,25 @@
         </w:tc>
         <w:tc>
           <w:tcPr>
-            <w:tcW w:type="dxa" w:w="5272"/>
+            <w:tcW w:type="dxa" w:w="5329"/>
+            <w:shd w:val="clear" w:color="auto" w:fill="1F3864"/>
           </w:tcPr>
           <w:p>
             <w:pPr>
-              <w:spacing w:after="0"/>
+              <w:spacing w:after="20" w:before="20"/>
             </w:pPr>
-            <w:r/>
+            <w:r>
+              <w:rPr>
+                <w:sz w:val="20"/>
+              </w:rPr>
+            </w:r>
             <w:r>
               <w:rPr>
                 <w:b/>
+                <w:color w:val="FFFFFF"/>
+                <w:sz w:val="20"/>
               </w:rPr>
-              <w:t>Zweck</w:t>
+              <w:t>Beispiel Zweck</w:t>
             </w:r>
           </w:p>
         </w:tc>
@@ -352,39 +361,48 @@
       <w:tr>
         <w:tc>
           <w:tcPr>
-            <w:tcW w:type="dxa" w:w="1984"/>
+            <w:tcW w:type="dxa" w:w="2041"/>
           </w:tcPr>
           <w:p>
             <w:pPr>
-              <w:spacing w:after="0"/>
+              <w:spacing w:after="20" w:before="20"/>
             </w:pPr>
             <w:r>
+              <w:rPr>
+                <w:sz w:val="20"/>
+              </w:rPr>
               <w:t>C:\Home</w:t>
             </w:r>
           </w:p>
         </w:tc>
         <w:tc>
           <w:tcPr>
-            <w:tcW w:type="dxa" w:w="1814"/>
+            <w:tcW w:type="dxa" w:w="1928"/>
           </w:tcPr>
           <w:p>
             <w:pPr>
-              <w:spacing w:after="0"/>
+              <w:spacing w:after="20" w:before="20"/>
             </w:pPr>
             <w:r>
+              <w:rPr>
+                <w:sz w:val="20"/>
+              </w:rPr>
               <w:t>Home$</w:t>
             </w:r>
           </w:p>
         </w:tc>
         <w:tc>
           <w:tcPr>
-            <w:tcW w:type="dxa" w:w="5272"/>
+            <w:tcW w:type="dxa" w:w="5329"/>
           </w:tcPr>
           <w:p>
             <w:pPr>
-              <w:spacing w:after="0"/>
+              <w:spacing w:after="20" w:before="20"/>
             </w:pPr>
             <w:r>
+              <w:rPr>
+                <w:sz w:val="20"/>
+              </w:rPr>
               <w:t>Basisordner (Z:) aller Benutzer</w:t>
             </w:r>
           </w:p>
@@ -393,39 +411,51 @@
       <w:tr>
         <w:tc>
           <w:tcPr>
-            <w:tcW w:type="dxa" w:w="1984"/>
+            <w:tcW w:type="dxa" w:w="2041"/>
+            <w:shd w:val="clear" w:color="auto" w:fill="EAF1FB"/>
           </w:tcPr>
           <w:p>
             <w:pPr>
-              <w:spacing w:after="0"/>
+              <w:spacing w:after="20" w:before="20"/>
             </w:pPr>
             <w:r>
+              <w:rPr>
+                <w:sz w:val="20"/>
+              </w:rPr>
               <w:t>C:\Profile</w:t>
             </w:r>
           </w:p>
         </w:tc>
         <w:tc>
           <w:tcPr>
-            <w:tcW w:type="dxa" w:w="1814"/>
+            <w:tcW w:type="dxa" w:w="1928"/>
+            <w:shd w:val="clear" w:color="auto" w:fill="EAF1FB"/>
           </w:tcPr>
           <w:p>
             <w:pPr>
-              <w:spacing w:after="0"/>
+              <w:spacing w:after="20" w:before="20"/>
             </w:pPr>
             <w:r>
+              <w:rPr>
+                <w:sz w:val="20"/>
+              </w:rPr>
               <w:t>Profile$</w:t>
             </w:r>
           </w:p>
         </w:tc>
         <w:tc>
           <w:tcPr>
-            <w:tcW w:type="dxa" w:w="5272"/>
+            <w:tcW w:type="dxa" w:w="5329"/>
+            <w:shd w:val="clear" w:color="auto" w:fill="EAF1FB"/>
           </w:tcPr>
           <w:p>
             <w:pPr>
-              <w:spacing w:after="0"/>
+              <w:spacing w:after="20" w:before="20"/>
             </w:pPr>
             <w:r>
+              <w:rPr>
+                <w:sz w:val="20"/>
+              </w:rPr>
               <w:t>Serverbasierte Profile</w:t>
             </w:r>
           </w:p>
@@ -434,39 +464,48 @@
       <w:tr>
         <w:tc>
           <w:tcPr>
-            <w:tcW w:type="dxa" w:w="1984"/>
+            <w:tcW w:type="dxa" w:w="2041"/>
           </w:tcPr>
           <w:p>
             <w:pPr>
-              <w:spacing w:after="0"/>
+              <w:spacing w:after="20" w:before="20"/>
             </w:pPr>
             <w:r>
+              <w:rPr>
+                <w:sz w:val="20"/>
+              </w:rPr>
               <w:t>X:\Software</w:t>
             </w:r>
           </w:p>
         </w:tc>
         <w:tc>
           <w:tcPr>
-            <w:tcW w:type="dxa" w:w="1814"/>
+            <w:tcW w:type="dxa" w:w="1928"/>
           </w:tcPr>
           <w:p>
             <w:pPr>
-              <w:spacing w:after="0"/>
+              <w:spacing w:after="20" w:before="20"/>
             </w:pPr>
             <w:r>
+              <w:rPr>
+                <w:sz w:val="20"/>
+              </w:rPr>
               <w:t>Software</w:t>
             </w:r>
           </w:p>
         </w:tc>
         <w:tc>
           <w:tcPr>
-            <w:tcW w:type="dxa" w:w="5272"/>
+            <w:tcW w:type="dxa" w:w="5329"/>
           </w:tcPr>
           <w:p>
             <w:pPr>
-              <w:spacing w:after="0"/>
+              <w:spacing w:after="20" w:before="20"/>
             </w:pPr>
             <w:r>
+              <w:rPr>
+                <w:sz w:val="20"/>
+              </w:rPr>
               <w:t>Laufwerk T: für die OU IT</w:t>
             </w:r>
           </w:p>
@@ -475,39 +514,51 @@
       <w:tr>
         <w:tc>
           <w:tcPr>
-            <w:tcW w:type="dxa" w:w="1984"/>
+            <w:tcW w:type="dxa" w:w="2041"/>
+            <w:shd w:val="clear" w:color="auto" w:fill="EAF1FB"/>
           </w:tcPr>
           <w:p>
             <w:pPr>
-              <w:spacing w:after="0"/>
+              <w:spacing w:after="20" w:before="20"/>
             </w:pPr>
             <w:r>
+              <w:rPr>
+                <w:sz w:val="20"/>
+              </w:rPr>
               <w:t>X:\Ersatzteile</w:t>
             </w:r>
           </w:p>
         </w:tc>
         <w:tc>
           <w:tcPr>
-            <w:tcW w:type="dxa" w:w="1814"/>
+            <w:tcW w:type="dxa" w:w="1928"/>
+            <w:shd w:val="clear" w:color="auto" w:fill="EAF1FB"/>
           </w:tcPr>
           <w:p>
             <w:pPr>
-              <w:spacing w:after="0"/>
+              <w:spacing w:after="20" w:before="20"/>
             </w:pPr>
             <w:r>
+              <w:rPr>
+                <w:sz w:val="20"/>
+              </w:rPr>
               <w:t>Ersatzteile</w:t>
             </w:r>
           </w:p>
         </w:tc>
         <w:tc>
           <w:tcPr>
-            <w:tcW w:type="dxa" w:w="5272"/>
+            <w:tcW w:type="dxa" w:w="5329"/>
+            <w:shd w:val="clear" w:color="auto" w:fill="EAF1FB"/>
           </w:tcPr>
           <w:p>
             <w:pPr>
-              <w:spacing w:after="0"/>
+              <w:spacing w:after="20" w:before="20"/>
             </w:pPr>
             <w:r>
+              <w:rPr>
+                <w:sz w:val="20"/>
+              </w:rPr>
               <w:t>Laufwerk U: für die OU Fertigung</w:t>
             </w:r>
           </w:p>
@@ -516,39 +567,48 @@
       <w:tr>
         <w:tc>
           <w:tcPr>
-            <w:tcW w:type="dxa" w:w="1984"/>
+            <w:tcW w:type="dxa" w:w="2041"/>
           </w:tcPr>
           <w:p>
             <w:pPr>
-              <w:spacing w:after="0"/>
+              <w:spacing w:after="20" w:before="20"/>
             </w:pPr>
             <w:r>
+              <w:rPr>
+                <w:sz w:val="20"/>
+              </w:rPr>
               <w:t>C:\Pakete</w:t>
             </w:r>
           </w:p>
         </w:tc>
         <w:tc>
           <w:tcPr>
-            <w:tcW w:type="dxa" w:w="1814"/>
+            <w:tcW w:type="dxa" w:w="1928"/>
           </w:tcPr>
           <w:p>
             <w:pPr>
-              <w:spacing w:after="0"/>
+              <w:spacing w:after="20" w:before="20"/>
             </w:pPr>
             <w:r>
+              <w:rPr>
+                <w:sz w:val="20"/>
+              </w:rPr>
               <w:t>Pakete$</w:t>
             </w:r>
           </w:p>
         </w:tc>
         <w:tc>
           <w:tcPr>
-            <w:tcW w:type="dxa" w:w="5272"/>
+            <w:tcW w:type="dxa" w:w="5329"/>
           </w:tcPr>
           <w:p>
             <w:pPr>
-              <w:spacing w:after="0"/>
+              <w:spacing w:after="20" w:before="20"/>
             </w:pPr>
             <w:r>
+              <w:rPr>
+                <w:sz w:val="20"/>
+              </w:rPr>
               <w:t>MSI-Pakete für Chrome und Firefox</w:t>
             </w:r>
           </w:p>
@@ -557,101 +617,82 @@
     </w:tbl>
     <w:p>
       <w:pPr>
-        <w:spacing w:after="0"/>
+        <w:spacing w:after="40"/>
       </w:pPr>
     </w:p>
     <w:p>
       <w:r>
-        <w:rPr>
-          <w:b w:val="0"/>
-        </w:rPr>
-        <w:t>Das $ am Ende versteckt die Freigabe in der Netzwerkumgebung. Erstellen per Eingabeaufforderung:</w:t>
+        <w:t>Per $ am Ende des Freigabenamens wird die Freigabe in der Netzwerkumgebung verdeckt.</w:t>
       </w:r>
     </w:p>
     <w:p>
       <w:pPr>
-        <w:spacing w:before="40" w:after="0"/>
-        <w:ind w:left="283"/>
+        <w:keepNext/>
+        <w:spacing w:before="120" w:after="40"/>
       </w:pPr>
       <w:r>
         <w:rPr>
-          <w:rFonts w:ascii="Consolas" w:hAnsi="Consolas"/>
-          <w:sz w:val="19"/>
+          <w:b/>
         </w:rPr>
+        <w:t>Eine .bat Datei mit folgendem Inhalt erstellen:</w:t>
+      </w:r>
+    </w:p>
+    <w:p>
+      <w:pPr>
+        <w:pStyle w:val="Code"/>
+      </w:pPr>
+      <w:r>
         <w:t>md C:\Home C:\Profile C:\Pakete X:\Software X:\Ersatzteile</w:t>
       </w:r>
     </w:p>
     <w:p>
       <w:pPr>
-        <w:spacing w:before="0" w:after="0"/>
-        <w:ind w:left="283"/>
+        <w:pStyle w:val="Code"/>
       </w:pPr>
       <w:r>
-        <w:rPr>
-          <w:rFonts w:ascii="Consolas" w:hAnsi="Consolas"/>
-          <w:sz w:val="19"/>
-        </w:rPr>
         <w:t>net share Home$=C:\Home /grant:Jeder,FULL</w:t>
       </w:r>
     </w:p>
     <w:p>
       <w:pPr>
-        <w:spacing w:before="0" w:after="0"/>
-        <w:ind w:left="283"/>
+        <w:pStyle w:val="Code"/>
       </w:pPr>
       <w:r>
-        <w:rPr>
-          <w:rFonts w:ascii="Consolas" w:hAnsi="Consolas"/>
-          <w:sz w:val="19"/>
-        </w:rPr>
         <w:t>net share Profile$=C:\Profile /grant:Jeder,FULL</w:t>
       </w:r>
     </w:p>
     <w:p>
       <w:pPr>
-        <w:spacing w:before="0" w:after="0"/>
-        <w:ind w:left="283"/>
+        <w:pStyle w:val="Code"/>
       </w:pPr>
       <w:r>
-        <w:rPr>
-          <w:rFonts w:ascii="Consolas" w:hAnsi="Consolas"/>
-          <w:sz w:val="19"/>
-        </w:rPr>
         <w:t>net share Software=X:\Software /grant:Jeder,FULL</w:t>
       </w:r>
     </w:p>
     <w:p>
       <w:pPr>
-        <w:spacing w:before="0" w:after="0"/>
-        <w:ind w:left="283"/>
+        <w:pStyle w:val="Code"/>
       </w:pPr>
       <w:r>
-        <w:rPr>
-          <w:rFonts w:ascii="Consolas" w:hAnsi="Consolas"/>
-          <w:sz w:val="19"/>
-        </w:rPr>
         <w:t>net share Ersatzteile=X:\Ersatzteile /grant:Jeder,FULL</w:t>
       </w:r>
     </w:p>
     <w:p>
       <w:pPr>
-        <w:spacing w:before="0" w:after="80"/>
-        <w:ind w:left="283"/>
+        <w:pStyle w:val="Code"/>
       </w:pPr>
       <w:r>
-        <w:rPr>
-          <w:rFonts w:ascii="Consolas" w:hAnsi="Consolas"/>
-          <w:sz w:val="19"/>
-        </w:rPr>
         <w:t>net share Pakete$=C:\Pakete /grant:Jeder,READ</w:t>
       </w:r>
     </w:p>
     <w:p>
       <w:r>
-        <w:rPr>
-          <w:b w:val="0"/>
-        </w:rPr>
-        <w:t>Die Freigabe erlaubt allen den Zugriff, eingeschränkt wird über die NTFS-Rechte. Die Profilordner legt Windows bei der ersten Abmeldung selbst an.</w:t>
+        <w:t>Allen wird der Zugriff erlaubt. Eingeschränkt wird er durch die NTFS-Rechte.</w:t>
+      </w:r>
+    </w:p>
+    <w:p>
+      <w:r>
+        <w:t>Die Profilordner werden bei der ersten Abmeldung selbst angelegt.</w:t>
       </w:r>
     </w:p>
     <w:p>
@@ -664,86 +705,68 @@
     </w:p>
     <w:p>
       <w:r>
-        <w:rPr>
-          <w:b w:val="0"/>
-        </w:rPr>
-        <w:t>Beide Skripte im Ordner C:\Windows\SYSVOL\sysvol\klausur.local\scripts (Freigabe NETLOGON) speichern. Im Editor beim Speichern „Alle Dateien“ wählen, damit kein .txt angehängt wird.</w:t>
+        <w:t>Beide Skripte im Ordner C:\Windows\SYSVOL\sysvol\klausur.local\scripts (Freigabe NETLOGON) speichern.</w:t>
       </w:r>
     </w:p>
     <w:p>
+      <w:pPr>
+        <w:keepNext/>
+        <w:spacing w:before="120" w:after="40"/>
+      </w:pPr>
       <w:r>
         <w:rPr>
-          <w:b w:val="0"/>
+          <w:b/>
         </w:rPr>
         <w:t>Software.cmd (OU IT):</w:t>
       </w:r>
     </w:p>
     <w:p>
       <w:pPr>
-        <w:spacing w:before="40" w:after="0"/>
-        <w:ind w:left="283"/>
+        <w:pStyle w:val="Code"/>
       </w:pPr>
       <w:r>
-        <w:rPr>
-          <w:rFonts w:ascii="Consolas" w:hAnsi="Consolas"/>
-          <w:sz w:val="19"/>
-        </w:rPr>
         <w:t>@echo off</w:t>
       </w:r>
     </w:p>
     <w:p>
       <w:pPr>
-        <w:spacing w:before="0" w:after="80"/>
-        <w:ind w:left="283"/>
+        <w:pStyle w:val="Code"/>
       </w:pPr>
       <w:r>
-        <w:rPr>
-          <w:rFonts w:ascii="Consolas" w:hAnsi="Consolas"/>
-          <w:sz w:val="19"/>
-        </w:rPr>
         <w:t>net use T: \\KSERVER\Software /persistent:no</w:t>
       </w:r>
     </w:p>
     <w:p>
+      <w:pPr>
+        <w:keepNext/>
+        <w:spacing w:before="120" w:after="40"/>
+      </w:pPr>
       <w:r>
         <w:rPr>
-          <w:b w:val="0"/>
+          <w:b/>
         </w:rPr>
         <w:t>Ersatzteile.bat (OU Fertigung):</w:t>
       </w:r>
     </w:p>
     <w:p>
       <w:pPr>
-        <w:spacing w:before="40" w:after="0"/>
-        <w:ind w:left="283"/>
+        <w:pStyle w:val="Code"/>
       </w:pPr>
       <w:r>
-        <w:rPr>
-          <w:rFonts w:ascii="Consolas" w:hAnsi="Consolas"/>
-          <w:sz w:val="19"/>
-        </w:rPr>
         <w:t>@echo off</w:t>
       </w:r>
     </w:p>
     <w:p>
       <w:pPr>
-        <w:spacing w:before="0" w:after="80"/>
-        <w:ind w:left="283"/>
+        <w:pStyle w:val="Code"/>
       </w:pPr>
       <w:r>
-        <w:rPr>
-          <w:rFonts w:ascii="Consolas" w:hAnsi="Consolas"/>
-          <w:sz w:val="19"/>
-        </w:rPr>
         <w:t>net use U: \\KSERVER\Ersatzteile /persistent:no</w:t>
       </w:r>
     </w:p>
     <w:p>
       <w:r>
-        <w:rPr>
-          <w:b w:val="0"/>
-        </w:rPr>
-        <w:t>Die Skripte werden in Abschnitt 5 mit -loscr am Konto eingetragen. Alternativ lassen sie sich im GPO der jeweiligen OU zuweisen: Benutzerkonfiguration → Richtlinien → Windows-Einstellungen → Skripts → Anmelden → Hinzufügen. Dann entfällt -loscr.</w:t>
+        <w:t>Die Skripte werden in Abschnitt 5 mit “-loscr” eingebunden. Alternativ im GPO der jeweiligen OU zuweisen: Benutzerkonfiguration → Richtlinien → Windows-Einstellungen → Skripts → Anmelden → Hinzufügen. Dann wird “-loscr” nicht mehr benötigt.</w:t>
       </w:r>
     </w:p>
     <w:p>
@@ -756,128 +779,95 @@
     </w:p>
     <w:p>
       <w:r>
-        <w:rPr>
-          <w:b w:val="0"/>
-        </w:rPr>
-        <w:t>Die Konten werden per Batch-Datei (z. B. C:\Skripte\Benutzer.bat) angelegt. dsadd setzt Kennwortänderung, Basisordner, Profilpfad und Anmeldeskript direkt; dsmod ist nicht nötig. Beispiel Ausbildungswerkstatt:</w:t>
+        <w:t>Die Konten werden per Batch-Datei angelegt. “dsadd” setzt die Kennwortänderung, den Basisordner, den Profilpfad und das Anmeldeskript. “dsmod” ist nicht nötig.</w:t>
       </w:r>
     </w:p>
     <w:p>
       <w:pPr>
-        <w:spacing w:before="40" w:after="0"/>
-        <w:ind w:left="283"/>
+        <w:keepNext/>
+        <w:spacing w:before="120" w:after="40"/>
       </w:pPr>
       <w:r>
         <w:rPr>
-          <w:rFonts w:ascii="Consolas" w:hAnsi="Consolas"/>
-          <w:sz w:val="19"/>
+          <w:b/>
         </w:rPr>
+        <w:t>Beispiel Ausbildungswerkstatt:</w:t>
+      </w:r>
+    </w:p>
+    <w:p>
+      <w:pPr>
+        <w:pStyle w:val="Code"/>
+      </w:pPr>
+      <w:r>
         <w:t>@echo off</w:t>
       </w:r>
     </w:p>
     <w:p>
       <w:pPr>
-        <w:spacing w:before="0" w:after="0"/>
-        <w:ind w:left="283"/>
+        <w:pStyle w:val="Code"/>
       </w:pPr>
       <w:r>
-        <w:rPr>
-          <w:rFonts w:ascii="Consolas" w:hAnsi="Consolas"/>
-          <w:sz w:val="19"/>
-        </w:rPr>
         <w:t>for /L %%i in (1,1,3) do (</w:t>
       </w:r>
     </w:p>
     <w:p>
       <w:pPr>
-        <w:spacing w:before="0" w:after="0"/>
-        <w:ind w:left="283"/>
+        <w:pStyle w:val="Code"/>
       </w:pPr>
       <w:r>
-        <w:rPr>
-          <w:rFonts w:ascii="Consolas" w:hAnsi="Consolas"/>
-          <w:sz w:val="19"/>
-        </w:rPr>
         <w:t xml:space="preserve">  dsadd user "CN=Azubi0%%i,OU=Ausbildungswerkstatt,OU=RWE,DC=klausur,DC=local" -samid Azubi0%%i -pwd az0%%i -mustchpwd yes -disabled no -hmdir \\KSERVER\Home$\Azubi0%%i -hmdrv Z: -profile \\KSERVER\Profile$\Azubi0%%i</w:t>
       </w:r>
     </w:p>
     <w:p>
       <w:pPr>
-        <w:spacing w:before="0" w:after="0"/>
-        <w:ind w:left="283"/>
+        <w:pStyle w:val="Code"/>
       </w:pPr>
       <w:r>
-        <w:rPr>
-          <w:rFonts w:ascii="Consolas" w:hAnsi="Consolas"/>
-          <w:sz w:val="19"/>
-        </w:rPr>
         <w:t xml:space="preserve">  md C:\Home\Azubi0%%i</w:t>
       </w:r>
     </w:p>
     <w:p>
       <w:pPr>
-        <w:spacing w:before="0" w:after="0"/>
-        <w:ind w:left="283"/>
+        <w:pStyle w:val="Code"/>
       </w:pPr>
       <w:r>
-        <w:rPr>
-          <w:rFonts w:ascii="Consolas" w:hAnsi="Consolas"/>
-          <w:sz w:val="19"/>
-        </w:rPr>
         <w:t xml:space="preserve">  icacls C:\Home\Azubi0%%i /grant "KA\Azubi0%%i:(OI)(CI)F"</w:t>
       </w:r>
     </w:p>
     <w:p>
       <w:pPr>
-        <w:spacing w:before="0" w:after="80"/>
-        <w:ind w:left="283"/>
+        <w:pStyle w:val="Code"/>
       </w:pPr>
       <w:r>
-        <w:rPr>
-          <w:rFonts w:ascii="Consolas" w:hAnsi="Consolas"/>
-          <w:sz w:val="19"/>
-        </w:rPr>
         <w:t>)</w:t>
       </w:r>
     </w:p>
     <w:p>
+      <w:pPr>
+        <w:pStyle w:val="ListBullet"/>
+      </w:pPr>
       <w:r>
-        <w:rPr>
-          <w:b w:val="0"/>
-        </w:rPr>
-        <w:t>In einer .bat-Datei %%i schreiben, direkt in der Eingabeaufforderung nur %i.</w:t>
+        <w:t>“-mustchpwd yes” erzwingt die Kennwortänderung bei der ersten Anmeldung.</w:t>
       </w:r>
     </w:p>
     <w:p>
+      <w:pPr>
+        <w:pStyle w:val="ListBullet"/>
+      </w:pPr>
       <w:r>
-        <w:rPr>
-          <w:b w:val="0"/>
-        </w:rPr>
-        <w:t>-mustchpwd yes erzwingt die Kennwortänderung bei der ersten Anmeldung. -pwdneverexpires yes darf nicht gesetzt werden, weil „Kennwort läuft nie ab“ Vorrang hat und die Änderung sonst nicht verlangt wird.</w:t>
+        <w:t>“-hmdir” trägt den Basisordner ein. “md” legt den Ordner an und “icacls” gibt dem Benutzer Vollzugriff darauf.</w:t>
       </w:r>
     </w:p>
     <w:p>
+      <w:pPr>
+        <w:keepNext/>
+        <w:spacing w:before="120" w:after="40"/>
+      </w:pPr>
       <w:r>
         <w:rPr>
-          <w:b w:val="0"/>
+          <w:b/>
         </w:rPr>
-        <w:t>-hmdir trägt den Basisordner nur ein. md legt den Ordner an, icacls gibt dem Benutzer Vollzugriff darauf.</w:t>
-      </w:r>
-    </w:p>
-    <w:p>
-      <w:r>
-        <w:rPr>
-          <w:b w:val="0"/>
-        </w:rPr>
-        <w:t>Alternative ohne -hmdir/-profile, md und icacls: In „Active Directory-Benutzer und -Computer“ alle Konten einer OU markieren → Eigenschaften → Profil. Profilpfad \\KSERVER\Profile$\%username% und Basisordner Verbinden Z: mit \\KSERVER\Home$\%username% eintragen. Windows legt die Home-Ordner dabei selbst mit den passenden Rechten an.</w:t>
-      </w:r>
-    </w:p>
-    <w:p>
-      <w:r>
-        <w:rPr>
-          <w:b w:val="0"/>
-        </w:rPr>
-        <w:t>Die übrigen OUs werden nach demselben Muster angelegt. Abweichungen:</w:t>
+        <w:t>Die übrigen OUs werden nach diesem Muster angelegt:</w:t>
       </w:r>
     </w:p>
     <w:tbl>
@@ -888,24 +878,31 @@
         <w:tblLook w:firstColumn="1" w:firstRow="1" w:lastColumn="0" w:lastRow="0" w:noHBand="0" w:noVBand="1" w:val="04A0"/>
       </w:tblPr>
       <w:tblGrid>
-        <w:gridCol w:w="2268"/>
-        <w:gridCol w:w="2268"/>
-        <w:gridCol w:w="2268"/>
-        <w:gridCol w:w="2268"/>
+        <w:gridCol w:w="2324"/>
+        <w:gridCol w:w="2324"/>
+        <w:gridCol w:w="2324"/>
+        <w:gridCol w:w="2324"/>
       </w:tblGrid>
       <w:tr>
         <w:tc>
           <w:tcPr>
-            <w:tcW w:type="dxa" w:w="1928"/>
+            <w:tcW w:type="dxa" w:w="1984"/>
+            <w:shd w:val="clear" w:color="auto" w:fill="1F3864"/>
           </w:tcPr>
           <w:p>
             <w:pPr>
-              <w:spacing w:after="0"/>
+              <w:spacing w:after="20" w:before="20"/>
             </w:pPr>
-            <w:r/>
+            <w:r>
+              <w:rPr>
+                <w:sz w:val="20"/>
+              </w:rPr>
+            </w:r>
             <w:r>
               <w:rPr>
                 <w:b/>
+                <w:color w:val="FFFFFF"/>
+                <w:sz w:val="20"/>
               </w:rPr>
               <w:t>OU</w:t>
             </w:r>
@@ -914,15 +911,22 @@
         <w:tc>
           <w:tcPr>
             <w:tcW w:type="dxa" w:w="1134"/>
+            <w:shd w:val="clear" w:color="auto" w:fill="1F3864"/>
           </w:tcPr>
           <w:p>
             <w:pPr>
-              <w:spacing w:after="0"/>
+              <w:spacing w:after="20" w:before="20"/>
             </w:pPr>
-            <w:r/>
+            <w:r>
+              <w:rPr>
+                <w:sz w:val="20"/>
+              </w:rPr>
+            </w:r>
             <w:r>
               <w:rPr>
                 <w:b/>
+                <w:color w:val="FFFFFF"/>
+                <w:sz w:val="20"/>
               </w:rPr>
               <w:t>Schleife</w:t>
             </w:r>
@@ -930,16 +934,23 @@
         </w:tc>
         <w:tc>
           <w:tcPr>
-            <w:tcW w:type="dxa" w:w="3402"/>
+            <w:tcW w:type="dxa" w:w="3572"/>
+            <w:shd w:val="clear" w:color="auto" w:fill="1F3864"/>
           </w:tcPr>
           <w:p>
             <w:pPr>
-              <w:spacing w:after="0"/>
+              <w:spacing w:after="20" w:before="20"/>
             </w:pPr>
-            <w:r/>
+            <w:r>
+              <w:rPr>
+                <w:sz w:val="20"/>
+              </w:rPr>
+            </w:r>
             <w:r>
               <w:rPr>
                 <w:b/>
+                <w:color w:val="FFFFFF"/>
+                <w:sz w:val="20"/>
               </w:rPr>
               <w:t>Benutzer / Kennwort</w:t>
             </w:r>
@@ -948,15 +959,22 @@
         <w:tc>
           <w:tcPr>
             <w:tcW w:type="dxa" w:w="2608"/>
+            <w:shd w:val="clear" w:color="auto" w:fill="1F3864"/>
           </w:tcPr>
           <w:p>
             <w:pPr>
-              <w:spacing w:after="0"/>
+              <w:spacing w:after="20" w:before="20"/>
             </w:pPr>
-            <w:r/>
+            <w:r>
+              <w:rPr>
+                <w:sz w:val="20"/>
+              </w:rPr>
+            </w:r>
             <w:r>
               <w:rPr>
                 <w:b/>
+                <w:color w:val="FFFFFF"/>
+                <w:sz w:val="20"/>
               </w:rPr>
               <w:t>Parameter</w:t>
             </w:r>
@@ -966,13 +984,16 @@
       <w:tr>
         <w:tc>
           <w:tcPr>
-            <w:tcW w:type="dxa" w:w="1928"/>
+            <w:tcW w:type="dxa" w:w="1984"/>
           </w:tcPr>
           <w:p>
             <w:pPr>
-              <w:spacing w:after="0"/>
+              <w:spacing w:after="20" w:before="20"/>
             </w:pPr>
             <w:r>
+              <w:rPr>
+                <w:sz w:val="20"/>
+              </w:rPr>
               <w:t>Ausbildungswerkstatt</w:t>
             </w:r>
           </w:p>
@@ -983,22 +1004,28 @@
           </w:tcPr>
           <w:p>
             <w:pPr>
-              <w:spacing w:after="0"/>
+              <w:spacing w:after="20" w:before="20"/>
             </w:pPr>
             <w:r>
+              <w:rPr>
+                <w:sz w:val="20"/>
+              </w:rPr>
               <w:t>(1,1,3)</w:t>
             </w:r>
           </w:p>
         </w:tc>
         <w:tc>
           <w:tcPr>
-            <w:tcW w:type="dxa" w:w="3402"/>
+            <w:tcW w:type="dxa" w:w="3572"/>
           </w:tcPr>
           <w:p>
             <w:pPr>
-              <w:spacing w:after="0"/>
+              <w:spacing w:after="20" w:before="20"/>
             </w:pPr>
             <w:r>
+              <w:rPr>
+                <w:sz w:val="20"/>
+              </w:rPr>
               <w:t>Azubi0%%i / az0%%i</w:t>
             </w:r>
           </w:p>
@@ -1009,9 +1036,12 @@
           </w:tcPr>
           <w:p>
             <w:pPr>
-              <w:spacing w:after="0"/>
+              <w:spacing w:after="20" w:before="20"/>
             </w:pPr>
             <w:r>
+              <w:rPr>
+                <w:sz w:val="20"/>
+              </w:rPr>
               <w:t>-profile</w:t>
             </w:r>
           </w:p>
@@ -1020,13 +1050,17 @@
       <w:tr>
         <w:tc>
           <w:tcPr>
-            <w:tcW w:type="dxa" w:w="1928"/>
+            <w:tcW w:type="dxa" w:w="1984"/>
+            <w:shd w:val="clear" w:color="auto" w:fill="EAF1FB"/>
           </w:tcPr>
           <w:p>
             <w:pPr>
-              <w:spacing w:after="0"/>
+              <w:spacing w:after="20" w:before="20"/>
             </w:pPr>
             <w:r>
+              <w:rPr>
+                <w:sz w:val="20"/>
+              </w:rPr>
               <w:t>IT</w:t>
             </w:r>
           </w:p>
@@ -1034,25 +1068,33 @@
         <w:tc>
           <w:tcPr>
             <w:tcW w:type="dxa" w:w="1134"/>
+            <w:shd w:val="clear" w:color="auto" w:fill="EAF1FB"/>
           </w:tcPr>
           <w:p>
             <w:pPr>
-              <w:spacing w:after="0"/>
+              <w:spacing w:after="20" w:before="20"/>
             </w:pPr>
             <w:r>
+              <w:rPr>
+                <w:sz w:val="20"/>
+              </w:rPr>
               <w:t>(4,1,7)</w:t>
             </w:r>
           </w:p>
         </w:tc>
         <w:tc>
           <w:tcPr>
-            <w:tcW w:type="dxa" w:w="3402"/>
+            <w:tcW w:type="dxa" w:w="3572"/>
+            <w:shd w:val="clear" w:color="auto" w:fill="EAF1FB"/>
           </w:tcPr>
           <w:p>
             <w:pPr>
-              <w:spacing w:after="0"/>
+              <w:spacing w:after="20" w:before="20"/>
             </w:pPr>
             <w:r>
+              <w:rPr>
+                <w:sz w:val="20"/>
+              </w:rPr>
               <w:t>ITA0%%i / ita0%%i</w:t>
             </w:r>
           </w:p>
@@ -1060,12 +1102,16 @@
         <w:tc>
           <w:tcPr>
             <w:tcW w:type="dxa" w:w="2608"/>
+            <w:shd w:val="clear" w:color="auto" w:fill="EAF1FB"/>
           </w:tcPr>
           <w:p>
             <w:pPr>
-              <w:spacing w:after="0"/>
+              <w:spacing w:after="20" w:before="20"/>
             </w:pPr>
             <w:r>
+              <w:rPr>
+                <w:sz w:val="20"/>
+              </w:rPr>
               <w:t>-profile, -loscr Software.cmd</w:t>
             </w:r>
           </w:p>
@@ -1074,13 +1120,16 @@
       <w:tr>
         <w:tc>
           <w:tcPr>
-            <w:tcW w:type="dxa" w:w="1928"/>
+            <w:tcW w:type="dxa" w:w="1984"/>
           </w:tcPr>
           <w:p>
             <w:pPr>
-              <w:spacing w:after="0"/>
+              <w:spacing w:after="20" w:before="20"/>
             </w:pPr>
             <w:r>
+              <w:rPr>
+                <w:sz w:val="20"/>
+              </w:rPr>
               <w:t>Personal</w:t>
             </w:r>
           </w:p>
@@ -1091,22 +1140,28 @@
           </w:tcPr>
           <w:p>
             <w:pPr>
-              <w:spacing w:after="0"/>
+              <w:spacing w:after="20" w:before="20"/>
             </w:pPr>
             <w:r>
+              <w:rPr>
+                <w:sz w:val="20"/>
+              </w:rPr>
               <w:t>(8,1,9)</w:t>
             </w:r>
           </w:p>
         </w:tc>
         <w:tc>
           <w:tcPr>
-            <w:tcW w:type="dxa" w:w="3402"/>
+            <w:tcW w:type="dxa" w:w="3572"/>
           </w:tcPr>
           <w:p>
             <w:pPr>
-              <w:spacing w:after="0"/>
+              <w:spacing w:after="20" w:before="20"/>
             </w:pPr>
             <w:r>
+              <w:rPr>
+                <w:sz w:val="20"/>
+              </w:rPr>
               <w:t>Sachbearbeiter0%%i / sb0%%i</w:t>
               <w:br/>
               <w:t>+ eigene Zeile für Sachbearbeiter10 / sb10</w:t>
@@ -1119,9 +1174,12 @@
           </w:tcPr>
           <w:p>
             <w:pPr>
-              <w:spacing w:after="0"/>
+              <w:spacing w:after="20" w:before="20"/>
             </w:pPr>
             <w:r>
+              <w:rPr>
+                <w:sz w:val="20"/>
+              </w:rPr>
               <w:t>-profile</w:t>
             </w:r>
           </w:p>
@@ -1130,13 +1188,17 @@
       <w:tr>
         <w:tc>
           <w:tcPr>
-            <w:tcW w:type="dxa" w:w="1928"/>
+            <w:tcW w:type="dxa" w:w="1984"/>
+            <w:shd w:val="clear" w:color="auto" w:fill="EAF1FB"/>
           </w:tcPr>
           <w:p>
             <w:pPr>
-              <w:spacing w:after="0"/>
+              <w:spacing w:after="20" w:before="20"/>
             </w:pPr>
             <w:r>
+              <w:rPr>
+                <w:sz w:val="20"/>
+              </w:rPr>
               <w:t>Forschung</w:t>
             </w:r>
           </w:p>
@@ -1144,25 +1206,33 @@
         <w:tc>
           <w:tcPr>
             <w:tcW w:type="dxa" w:w="1134"/>
+            <w:shd w:val="clear" w:color="auto" w:fill="EAF1FB"/>
           </w:tcPr>
           <w:p>
             <w:pPr>
-              <w:spacing w:after="0"/>
+              <w:spacing w:after="20" w:before="20"/>
             </w:pPr>
             <w:r>
+              <w:rPr>
+                <w:sz w:val="20"/>
+              </w:rPr>
               <w:t>(11,1,14)</w:t>
             </w:r>
           </w:p>
         </w:tc>
         <w:tc>
           <w:tcPr>
-            <w:tcW w:type="dxa" w:w="3402"/>
+            <w:tcW w:type="dxa" w:w="3572"/>
+            <w:shd w:val="clear" w:color="auto" w:fill="EAF1FB"/>
           </w:tcPr>
           <w:p>
             <w:pPr>
-              <w:spacing w:after="0"/>
+              <w:spacing w:after="20" w:before="20"/>
             </w:pPr>
             <w:r>
+              <w:rPr>
+                <w:sz w:val="20"/>
+              </w:rPr>
               <w:t>Forscher%%i / fo%%i</w:t>
             </w:r>
           </w:p>
@@ -1170,12 +1240,16 @@
         <w:tc>
           <w:tcPr>
             <w:tcW w:type="dxa" w:w="2608"/>
+            <w:shd w:val="clear" w:color="auto" w:fill="EAF1FB"/>
           </w:tcPr>
           <w:p>
             <w:pPr>
-              <w:spacing w:after="0"/>
+              <w:spacing w:after="20" w:before="20"/>
             </w:pPr>
             <w:r>
+              <w:rPr>
+                <w:sz w:val="20"/>
+              </w:rPr>
               <w:t>-profile</w:t>
             </w:r>
           </w:p>
@@ -1184,13 +1258,16 @@
       <w:tr>
         <w:tc>
           <w:tcPr>
-            <w:tcW w:type="dxa" w:w="1928"/>
+            <w:tcW w:type="dxa" w:w="1984"/>
           </w:tcPr>
           <w:p>
             <w:pPr>
-              <w:spacing w:after="0"/>
+              <w:spacing w:after="20" w:before="20"/>
             </w:pPr>
             <w:r>
+              <w:rPr>
+                <w:sz w:val="20"/>
+              </w:rPr>
               <w:t>Fertigung</w:t>
             </w:r>
           </w:p>
@@ -1201,22 +1278,28 @@
           </w:tcPr>
           <w:p>
             <w:pPr>
-              <w:spacing w:after="0"/>
+              <w:spacing w:after="20" w:before="20"/>
             </w:pPr>
             <w:r>
+              <w:rPr>
+                <w:sz w:val="20"/>
+              </w:rPr>
               <w:t>(15,1,20)</w:t>
             </w:r>
           </w:p>
         </w:tc>
         <w:tc>
           <w:tcPr>
-            <w:tcW w:type="dxa" w:w="3402"/>
+            <w:tcW w:type="dxa" w:w="3572"/>
           </w:tcPr>
           <w:p>
             <w:pPr>
-              <w:spacing w:after="0"/>
+              <w:spacing w:after="20" w:before="20"/>
             </w:pPr>
             <w:r>
+              <w:rPr>
+                <w:sz w:val="20"/>
+              </w:rPr>
               <w:t>Fertigung%%i / fe%%i</w:t>
             </w:r>
           </w:p>
@@ -1227,9 +1310,12 @@
           </w:tcPr>
           <w:p>
             <w:pPr>
-              <w:spacing w:after="0"/>
+              <w:spacing w:after="20" w:before="20"/>
             </w:pPr>
             <w:r>
+              <w:rPr>
+                <w:sz w:val="20"/>
+              </w:rPr>
               <w:t>kein -profile, -loscr Ersatzteile.bat</w:t>
             </w:r>
           </w:p>
@@ -1238,15 +1324,15 @@
     </w:tbl>
     <w:p>
       <w:pPr>
-        <w:spacing w:after="0"/>
+        <w:spacing w:after="40"/>
       </w:pPr>
     </w:p>
     <w:p>
+      <w:pPr>
+        <w:pStyle w:val="Hinweis"/>
+      </w:pPr>
       <w:r>
-        <w:rPr>
-          <w:b w:val="0"/>
-        </w:rPr>
-        <w:t>Sachbearbeiter10 braucht eine eigene Zeile, weil die Schleife sonst Sachbearbeiter010 erzeugt. Ab Nummer 10 entfällt die führende 0.</w:t>
+        <w:t>Sachbearbeiter10 braucht eine eigene Zeile, da die Schleife sonst “Sachbearbeiter010” erzeugt.</w:t>
       </w:r>
     </w:p>
     <w:p>
@@ -1259,10 +1345,7 @@
     </w:p>
     <w:p>
       <w:r>
-        <w:rPr>
-          <w:b w:val="0"/>
-        </w:rPr>
-        <w:t>In der Gruppenrichtlinienverwaltung per Rechtsklick auf die jeweilige OU „Gruppenrichtlinienobjekt hier erstellen und verknüpfen“ wählen. Nicht die Default Domain Policy verwenden, sonst gelten die Einstellungen für alle Benutzer.</w:t>
+        <w:t>In der Gruppenrichtlinienverwaltung -&gt; Rechtsklick auf die jeweilige OU -&gt; „Gruppenrichtlinienobjekt hier erstellen und verknüpfen“. Nicht über die Default Domain Policy.</w:t>
       </w:r>
     </w:p>
     <w:tbl>
@@ -1273,23 +1356,30 @@
         <w:tblLook w:firstColumn="1" w:firstRow="1" w:lastColumn="0" w:lastRow="0" w:noHBand="0" w:noVBand="1" w:val="04A0"/>
       </w:tblPr>
       <w:tblGrid>
-        <w:gridCol w:w="3024"/>
-        <w:gridCol w:w="3024"/>
-        <w:gridCol w:w="3024"/>
+        <w:gridCol w:w="3099"/>
+        <w:gridCol w:w="3099"/>
+        <w:gridCol w:w="3099"/>
       </w:tblGrid>
       <w:tr>
         <w:tc>
           <w:tcPr>
-            <w:tcW w:type="dxa" w:w="1814"/>
+            <w:tcW w:type="dxa" w:w="1928"/>
+            <w:shd w:val="clear" w:color="auto" w:fill="1F3864"/>
           </w:tcPr>
           <w:p>
             <w:pPr>
-              <w:spacing w:after="0"/>
+              <w:spacing w:after="20" w:before="20"/>
             </w:pPr>
-            <w:r/>
+            <w:r>
+              <w:rPr>
+                <w:sz w:val="20"/>
+              </w:rPr>
+            </w:r>
             <w:r>
               <w:rPr>
                 <w:b/>
+                <w:color w:val="FFFFFF"/>
+                <w:sz w:val="20"/>
               </w:rPr>
               <w:t>GPO</w:t>
             </w:r>
@@ -1297,33 +1387,47 @@
         </w:tc>
         <w:tc>
           <w:tcPr>
-            <w:tcW w:type="dxa" w:w="1928"/>
+            <w:tcW w:type="dxa" w:w="2268"/>
+            <w:shd w:val="clear" w:color="auto" w:fill="1F3864"/>
           </w:tcPr>
           <w:p>
             <w:pPr>
-              <w:spacing w:after="0"/>
+              <w:spacing w:after="20" w:before="20"/>
             </w:pPr>
-            <w:r/>
+            <w:r>
+              <w:rPr>
+                <w:sz w:val="20"/>
+              </w:rPr>
+            </w:r>
             <w:r>
               <w:rPr>
                 <w:b/>
+                <w:color w:val="FFFFFF"/>
+                <w:sz w:val="20"/>
               </w:rPr>
-              <w:t>Verknüpft mit</w:t>
+              <w:t>Bspw. verknüpft mit</w:t>
             </w:r>
           </w:p>
         </w:tc>
         <w:tc>
           <w:tcPr>
-            <w:tcW w:type="dxa" w:w="5329"/>
+            <w:tcW w:type="dxa" w:w="5102"/>
+            <w:shd w:val="clear" w:color="auto" w:fill="1F3864"/>
           </w:tcPr>
           <w:p>
             <w:pPr>
-              <w:spacing w:after="0"/>
+              <w:spacing w:after="20" w:before="20"/>
             </w:pPr>
-            <w:r/>
+            <w:r>
+              <w:rPr>
+                <w:sz w:val="20"/>
+              </w:rPr>
+            </w:r>
             <w:r>
               <w:rPr>
                 <w:b/>
+                <w:color w:val="FFFFFF"/>
+                <w:sz w:val="20"/>
               </w:rPr>
               <w:t>Inhalt</w:t>
             </w:r>
@@ -1333,39 +1437,48 @@
       <w:tr>
         <w:tc>
           <w:tcPr>
-            <w:tcW w:type="dxa" w:w="1814"/>
+            <w:tcW w:type="dxa" w:w="1928"/>
           </w:tcPr>
           <w:p>
             <w:pPr>
-              <w:spacing w:after="0"/>
+              <w:spacing w:after="20" w:before="20"/>
             </w:pPr>
             <w:r>
+              <w:rPr>
+                <w:sz w:val="20"/>
+              </w:rPr>
               <w:t>Profilgröße</w:t>
             </w:r>
           </w:p>
         </w:tc>
         <w:tc>
           <w:tcPr>
-            <w:tcW w:type="dxa" w:w="1928"/>
+            <w:tcW w:type="dxa" w:w="2268"/>
           </w:tcPr>
           <w:p>
             <w:pPr>
-              <w:spacing w:after="0"/>
+              <w:spacing w:after="20" w:before="20"/>
             </w:pPr>
             <w:r>
+              <w:rPr>
+                <w:sz w:val="20"/>
+              </w:rPr>
               <w:t>OU RWE</w:t>
             </w:r>
           </w:p>
         </w:tc>
         <w:tc>
           <w:tcPr>
-            <w:tcW w:type="dxa" w:w="5329"/>
+            <w:tcW w:type="dxa" w:w="5102"/>
           </w:tcPr>
           <w:p>
             <w:pPr>
-              <w:spacing w:after="0"/>
+              <w:spacing w:after="20" w:before="20"/>
             </w:pPr>
             <w:r>
+              <w:rPr>
+                <w:sz w:val="20"/>
+              </w:rPr>
               <w:t>Profil max. 500 MB</w:t>
             </w:r>
           </w:p>
@@ -1374,39 +1487,51 @@
       <w:tr>
         <w:tc>
           <w:tcPr>
-            <w:tcW w:type="dxa" w:w="1814"/>
+            <w:tcW w:type="dxa" w:w="1928"/>
+            <w:shd w:val="clear" w:color="auto" w:fill="EAF1FB"/>
           </w:tcPr>
           <w:p>
             <w:pPr>
-              <w:spacing w:after="0"/>
+              <w:spacing w:after="20" w:before="20"/>
             </w:pPr>
             <w:r>
+              <w:rPr>
+                <w:sz w:val="20"/>
+              </w:rPr>
               <w:t>IT</w:t>
             </w:r>
           </w:p>
         </w:tc>
         <w:tc>
           <w:tcPr>
-            <w:tcW w:type="dxa" w:w="1928"/>
+            <w:tcW w:type="dxa" w:w="2268"/>
+            <w:shd w:val="clear" w:color="auto" w:fill="EAF1FB"/>
           </w:tcPr>
           <w:p>
             <w:pPr>
-              <w:spacing w:after="0"/>
+              <w:spacing w:after="20" w:before="20"/>
             </w:pPr>
             <w:r>
+              <w:rPr>
+                <w:sz w:val="20"/>
+              </w:rPr>
               <w:t>OU IT</w:t>
             </w:r>
           </w:p>
         </w:tc>
         <w:tc>
           <w:tcPr>
-            <w:tcW w:type="dxa" w:w="5329"/>
+            <w:tcW w:type="dxa" w:w="5102"/>
+            <w:shd w:val="clear" w:color="auto" w:fill="EAF1FB"/>
           </w:tcPr>
           <w:p>
             <w:pPr>
-              <w:spacing w:after="0"/>
+              <w:spacing w:after="20" w:before="20"/>
             </w:pPr>
             <w:r>
+              <w:rPr>
+                <w:sz w:val="20"/>
+              </w:rPr>
               <w:t>Google Chrome zuweisen</w:t>
             </w:r>
           </w:p>
@@ -1415,39 +1540,48 @@
       <w:tr>
         <w:tc>
           <w:tcPr>
-            <w:tcW w:type="dxa" w:w="1814"/>
+            <w:tcW w:type="dxa" w:w="1928"/>
           </w:tcPr>
           <w:p>
             <w:pPr>
-              <w:spacing w:after="0"/>
+              <w:spacing w:after="20" w:before="20"/>
             </w:pPr>
             <w:r>
+              <w:rPr>
+                <w:sz w:val="20"/>
+              </w:rPr>
               <w:t>Fertigung</w:t>
             </w:r>
           </w:p>
         </w:tc>
         <w:tc>
           <w:tcPr>
-            <w:tcW w:type="dxa" w:w="1928"/>
+            <w:tcW w:type="dxa" w:w="2268"/>
           </w:tcPr>
           <w:p>
             <w:pPr>
-              <w:spacing w:after="0"/>
+              <w:spacing w:after="20" w:before="20"/>
             </w:pPr>
             <w:r>
+              <w:rPr>
+                <w:sz w:val="20"/>
+              </w:rPr>
               <w:t>OU Fertigung</w:t>
             </w:r>
           </w:p>
         </w:tc>
         <w:tc>
           <w:tcPr>
-            <w:tcW w:type="dxa" w:w="5329"/>
+            <w:tcW w:type="dxa" w:w="5102"/>
           </w:tcPr>
           <w:p>
             <w:pPr>
-              <w:spacing w:after="0"/>
+              <w:spacing w:after="20" w:before="20"/>
             </w:pPr>
             <w:r>
+              <w:rPr>
+                <w:sz w:val="20"/>
+              </w:rPr>
               <w:t>Herunterfahren verbieten, Firefox zuweisen</w:t>
             </w:r>
           </w:p>
@@ -1456,127 +1590,121 @@
     </w:tbl>
     <w:p>
       <w:pPr>
-        <w:spacing w:after="0"/>
+        <w:spacing w:after="40"/>
       </w:pPr>
     </w:p>
     <w:p>
+      <w:pPr>
+        <w:pStyle w:val="Hinweis"/>
+      </w:pPr>
       <w:r>
-        <w:rPr>
-          <w:b w:val="0"/>
-        </w:rPr>
-        <w:t>Tipp: Unter Administrative Vorlagen findet man Einstellungen schneller über Aktion → Filteroptionen → Schlüsselwortfilter.</w:t>
+        <w:t>Einstellungen/Richtlinien schneller finden: Aktion → Filteroptionen → Schlüsselwortfilter.</w:t>
+      </w:r>
+    </w:p>
+    <w:p>
+      <w:pPr>
+        <w:pStyle w:val="Heading2"/>
+      </w:pPr>
+      <w:r>
+        <w:t>Profilgröße beschränken:</w:t>
+      </w:r>
+    </w:p>
+    <w:p>
+      <w:pPr>
+        <w:pStyle w:val="Menüpfad"/>
+      </w:pPr>
+      <w:r>
+        <w:t>Benutzerkonfiguration → Richtlinien → Administrative Vorlagen → System → Benutzerprofile → Profilgröße beschränken</w:t>
+      </w:r>
+    </w:p>
+    <w:p>
+      <w:pPr>
+        <w:pStyle w:val="ListBullet"/>
+      </w:pPr>
+      <w:r>
+        <w:t>Aktiviert, Maximale Profilgröße: (Bspw:)512000 KB</w:t>
+      </w:r>
+    </w:p>
+    <w:p>
+      <w:pPr>
+        <w:pStyle w:val="ListBullet"/>
+      </w:pPr>
+      <w:r>
+        <w:t>Ankreuzen: „Benutzer beim Überschreiten der max. Profilspeichergröße benachrichtigen“</w:t>
+      </w:r>
+    </w:p>
+    <w:p>
+      <w:pPr>
+        <w:pStyle w:val="Heading2"/>
+      </w:pPr>
+      <w:r>
+        <w:t>Herunterfahren verbieten:</w:t>
+      </w:r>
+    </w:p>
+    <w:p>
+      <w:pPr>
+        <w:pStyle w:val="Menüpfad"/>
+      </w:pPr>
+      <w:r>
+        <w:t>Benutzerkonfiguration → Richtlinien → Administrative Vorlagen → Startmenü und Taskleiste</w:t>
+      </w:r>
+    </w:p>
+    <w:p>
+      <w:pPr>
+        <w:pStyle w:val="ListBullet"/>
+      </w:pPr>
+      <w:r>
+        <w:t>„Befehle "Herunterfahren", "Neu starten", "Energie sparen" und "Ruhezustand" entfernen und Zugriff darauf verweigern“: Aktiviert</w:t>
+      </w:r>
+    </w:p>
+    <w:p>
+      <w:pPr>
+        <w:pStyle w:val="Heading2"/>
+      </w:pPr>
+      <w:r>
+        <w:t>Software zuweisen (Bspw: Chrome für IT, Firefox für Fertigung)</w:t>
       </w:r>
     </w:p>
     <w:p>
       <w:r>
-        <w:rPr>
-          <w:b/>
-        </w:rPr>
-        <w:t>Profilgröße beschränken</w:t>
-      </w:r>
-    </w:p>
-    <w:p>
-      <w:r>
-        <w:rPr>
-          <w:b w:val="0"/>
-        </w:rPr>
-        <w:t>Benutzerkonfiguration → Richtlinien → Administrative Vorlagen → System → Benutzerprofile → Profilgröße beschränken</w:t>
-      </w:r>
-    </w:p>
-    <w:p>
-      <w:r>
-        <w:rPr>
-          <w:b w:val="0"/>
-        </w:rPr>
-        <w:t>Aktiviert, Maximale Profilgröße: 512000 KB (= 500 MB; rechnet man mit 1000, sind es 500000 KB)</w:t>
-      </w:r>
-    </w:p>
-    <w:p>
-      <w:r>
-        <w:rPr>
-          <w:b w:val="0"/>
-        </w:rPr>
-        <w:t>Haken bei „Benutzer beim Überschreiten der max. Profilspeichergröße benachrichtigen“</w:t>
-      </w:r>
-    </w:p>
-    <w:p>
-      <w:r>
-        <w:rPr>
-          <w:b/>
-        </w:rPr>
-        <w:t>Herunterfahren verbieten (nur Fertigung)</w:t>
-      </w:r>
-    </w:p>
-    <w:p>
-      <w:r>
-        <w:rPr>
-          <w:b w:val="0"/>
-        </w:rPr>
-        <w:t>Benutzerkonfiguration → Richtlinien → Administrative Vorlagen → Startmenü und Taskleiste</w:t>
-      </w:r>
-    </w:p>
-    <w:p>
-      <w:r>
-        <w:rPr>
-          <w:b w:val="0"/>
-        </w:rPr>
-        <w:t>„Befehle "Herunterfahren", "Neu starten", "Energie sparen" und "Ruhezustand" entfernen und Zugriff darauf verweigern“: Aktiviert</w:t>
-      </w:r>
-    </w:p>
-    <w:p>
-      <w:r>
-        <w:rPr>
-          <w:b/>
-        </w:rPr>
-        <w:t>Software zuweisen (Chrome für IT, Firefox für Fertigung)</w:t>
-      </w:r>
-    </w:p>
-    <w:p>
-      <w:r>
-        <w:rPr>
-          <w:b w:val="0"/>
-        </w:rPr>
         <w:t>Die MSI-Pakete (Chrome Enterprise: GoogleChromeStandaloneEnterprise64.msi, Firefox: MSI-Installer von mozilla.org) nach C:\Pakete kopieren.</w:t>
       </w:r>
     </w:p>
     <w:p>
+      <w:pPr>
+        <w:pStyle w:val="Menüpfad"/>
+      </w:pPr>
       <w:r>
-        <w:rPr>
-          <w:b w:val="0"/>
-        </w:rPr>
         <w:t>Benutzerkonfiguration → Richtlinien → Softwareeinstellungen → Softwareinstallation → Rechtsklick Neu → Paket</w:t>
       </w:r>
     </w:p>
     <w:p>
+      <w:pPr>
+        <w:pStyle w:val="ListBullet"/>
+      </w:pPr>
       <w:r>
-        <w:rPr>
-          <w:b w:val="0"/>
-        </w:rPr>
-        <w:t>Paket über den UNC-Pfad auswählen, z. B. \\KSERVER\Pakete$\GoogleChromeStandaloneEnterprise64.msi. Mit einem lokalen Pfad (C:\…) finden die Clients das Paket nicht.</w:t>
+        <w:t>Paket über den UNC-Pfad auswählen, z. B. \\KSERVER\Pakete$\GoogleChromeStandaloneEnterprise64.msi.</w:t>
       </w:r>
     </w:p>
     <w:p>
+      <w:pPr>
+        <w:pStyle w:val="ListBullet"/>
+      </w:pPr>
       <w:r>
-        <w:rPr>
-          <w:b w:val="0"/>
-        </w:rPr>
         <w:t>Bereitstellungsmethode: Zugewiesen</w:t>
       </w:r>
     </w:p>
     <w:p>
+      <w:pPr>
+        <w:pStyle w:val="ListBullet"/>
+      </w:pPr>
       <w:r>
-        <w:rPr>
-          <w:b w:val="0"/>
-        </w:rPr>
         <w:t>Eigenschaften des Pakets → Bereitstellung → Haken bei „Diese Anwendung bei Anmeldung installieren“</w:t>
       </w:r>
     </w:p>
     <w:p>
       <w:r>
-        <w:rPr>
-          <w:b w:val="0"/>
-        </w:rPr>
-        <w:t>Für Firefox dasselbe im GPO Fertigung. Danach gpupdate /force ausführen.</w:t>
+        <w:t>Für Firefox dasselbe im GPO Fertigung. Anschließend “gpupdate /force” ausführen.</w:t>
       </w:r>
     </w:p>
     <w:p>
@@ -1589,10 +1717,24 @@
     </w:p>
     <w:p>
       <w:r>
+        <w:t>Im DNS-Manager unter Forward-Lookupzonen neue primäre Zonen anlegen:</w:t>
+      </w:r>
+    </w:p>
+    <w:p>
+      <w:r>
+        <w:t>Darin Hosts (A-Einträge) mit der IP-Adresse des Servers erstellen.</w:t>
+      </w:r>
+    </w:p>
+    <w:p>
+      <w:pPr>
+        <w:keepNext/>
+        <w:spacing w:before="120" w:after="40"/>
+      </w:pPr>
+      <w:r>
         <w:rPr>
-          <w:b w:val="0"/>
+          <w:b/>
         </w:rPr>
-        <w:t>Im DNS-Manager unter Forward-Lookupzonen zwei neue primäre Zonen anlegen (in AD speichern): rwe.de und ewr.de. Darin Hosts (A-Einträge) mit der IP-Adresse des Servers erstellen:</w:t>
+        <w:t>Beispieltabelle:</w:t>
       </w:r>
     </w:p>
     <w:tbl>
@@ -1603,23 +1745,30 @@
         <w:tblLook w:firstColumn="1" w:firstRow="1" w:lastColumn="0" w:lastRow="0" w:noHBand="0" w:noVBand="1" w:val="04A0"/>
       </w:tblPr>
       <w:tblGrid>
-        <w:gridCol w:w="3024"/>
-        <w:gridCol w:w="3024"/>
-        <w:gridCol w:w="3024"/>
+        <w:gridCol w:w="3099"/>
+        <w:gridCol w:w="3099"/>
+        <w:gridCol w:w="3099"/>
       </w:tblGrid>
       <w:tr>
         <w:tc>
           <w:tcPr>
-            <w:tcW w:type="dxa" w:w="1984"/>
+            <w:tcW w:type="dxa" w:w="2268"/>
+            <w:shd w:val="clear" w:color="auto" w:fill="1F3864"/>
           </w:tcPr>
           <w:p>
             <w:pPr>
-              <w:spacing w:after="0"/>
+              <w:spacing w:after="20" w:before="20"/>
             </w:pPr>
-            <w:r/>
+            <w:r>
+              <w:rPr>
+                <w:sz w:val="20"/>
+              </w:rPr>
+            </w:r>
             <w:r>
               <w:rPr>
                 <w:b/>
+                <w:color w:val="FFFFFF"/>
+                <w:sz w:val="20"/>
               </w:rPr>
               <w:t>Zone</w:t>
             </w:r>
@@ -1627,16 +1776,23 @@
         </w:tc>
         <w:tc>
           <w:tcPr>
-            <w:tcW w:type="dxa" w:w="1984"/>
+            <w:tcW w:type="dxa" w:w="2268"/>
+            <w:shd w:val="clear" w:color="auto" w:fill="1F3864"/>
           </w:tcPr>
           <w:p>
             <w:pPr>
-              <w:spacing w:after="0"/>
+              <w:spacing w:after="20" w:before="20"/>
             </w:pPr>
-            <w:r/>
+            <w:r>
+              <w:rPr>
+                <w:sz w:val="20"/>
+              </w:rPr>
+            </w:r>
             <w:r>
               <w:rPr>
                 <w:b/>
+                <w:color w:val="FFFFFF"/>
+                <w:sz w:val="20"/>
               </w:rPr>
               <w:t>Hostname</w:t>
             </w:r>
@@ -1644,16 +1800,23 @@
         </w:tc>
         <w:tc>
           <w:tcPr>
-            <w:tcW w:type="dxa" w:w="5102"/>
+            <w:tcW w:type="dxa" w:w="4762"/>
+            <w:shd w:val="clear" w:color="auto" w:fill="1F3864"/>
           </w:tcPr>
           <w:p>
             <w:pPr>
-              <w:spacing w:after="0"/>
+              <w:spacing w:after="20" w:before="20"/>
             </w:pPr>
-            <w:r/>
+            <w:r>
+              <w:rPr>
+                <w:sz w:val="20"/>
+              </w:rPr>
+            </w:r>
             <w:r>
               <w:rPr>
                 <w:b/>
+                <w:color w:val="FFFFFF"/>
+                <w:sz w:val="20"/>
               </w:rPr>
               <w:t>Ergibt</w:t>
             </w:r>
@@ -1663,39 +1826,48 @@
       <w:tr>
         <w:tc>
           <w:tcPr>
-            <w:tcW w:type="dxa" w:w="1984"/>
+            <w:tcW w:type="dxa" w:w="2268"/>
           </w:tcPr>
           <w:p>
             <w:pPr>
-              <w:spacing w:after="0"/>
+              <w:spacing w:after="20" w:before="20"/>
             </w:pPr>
             <w:r>
+              <w:rPr>
+                <w:sz w:val="20"/>
+              </w:rPr>
               <w:t>rwe.de</w:t>
             </w:r>
           </w:p>
         </w:tc>
         <w:tc>
           <w:tcPr>
-            <w:tcW w:type="dxa" w:w="1984"/>
+            <w:tcW w:type="dxa" w:w="2268"/>
           </w:tcPr>
           <w:p>
             <w:pPr>
-              <w:spacing w:after="0"/>
+              <w:spacing w:after="20" w:before="20"/>
             </w:pPr>
             <w:r>
+              <w:rPr>
+                <w:sz w:val="20"/>
+              </w:rPr>
               <w:t>www</w:t>
             </w:r>
           </w:p>
         </w:tc>
         <w:tc>
           <w:tcPr>
-            <w:tcW w:type="dxa" w:w="5102"/>
+            <w:tcW w:type="dxa" w:w="4762"/>
           </w:tcPr>
           <w:p>
             <w:pPr>
-              <w:spacing w:after="0"/>
+              <w:spacing w:after="20" w:before="20"/>
             </w:pPr>
             <w:r>
+              <w:rPr>
+                <w:sz w:val="20"/>
+              </w:rPr>
               <w:t>www.rwe.de</w:t>
             </w:r>
           </w:p>
@@ -1704,39 +1876,51 @@
       <w:tr>
         <w:tc>
           <w:tcPr>
-            <w:tcW w:type="dxa" w:w="1984"/>
+            <w:tcW w:type="dxa" w:w="2268"/>
+            <w:shd w:val="clear" w:color="auto" w:fill="EAF1FB"/>
           </w:tcPr>
           <w:p>
             <w:pPr>
-              <w:spacing w:after="0"/>
+              <w:spacing w:after="20" w:before="20"/>
             </w:pPr>
             <w:r>
+              <w:rPr>
+                <w:sz w:val="20"/>
+              </w:rPr>
               <w:t>rwe.de</w:t>
             </w:r>
           </w:p>
         </w:tc>
         <w:tc>
           <w:tcPr>
-            <w:tcW w:type="dxa" w:w="1984"/>
+            <w:tcW w:type="dxa" w:w="2268"/>
+            <w:shd w:val="clear" w:color="auto" w:fill="EAF1FB"/>
           </w:tcPr>
           <w:p>
             <w:pPr>
-              <w:spacing w:after="0"/>
+              <w:spacing w:after="20" w:before="20"/>
             </w:pPr>
             <w:r>
+              <w:rPr>
+                <w:sz w:val="20"/>
+              </w:rPr>
               <w:t>ww</w:t>
             </w:r>
           </w:p>
         </w:tc>
         <w:tc>
           <w:tcPr>
-            <w:tcW w:type="dxa" w:w="5102"/>
+            <w:tcW w:type="dxa" w:w="4762"/>
+            <w:shd w:val="clear" w:color="auto" w:fill="EAF1FB"/>
           </w:tcPr>
           <w:p>
             <w:pPr>
-              <w:spacing w:after="0"/>
+              <w:spacing w:after="20" w:before="20"/>
             </w:pPr>
             <w:r>
+              <w:rPr>
+                <w:sz w:val="20"/>
+              </w:rPr>
               <w:t>ww.rwe.de</w:t>
             </w:r>
           </w:p>
@@ -1745,39 +1929,48 @@
       <w:tr>
         <w:tc>
           <w:tcPr>
-            <w:tcW w:type="dxa" w:w="1984"/>
+            <w:tcW w:type="dxa" w:w="2268"/>
           </w:tcPr>
           <w:p>
             <w:pPr>
-              <w:spacing w:after="0"/>
+              <w:spacing w:after="20" w:before="20"/>
             </w:pPr>
             <w:r>
+              <w:rPr>
+                <w:sz w:val="20"/>
+              </w:rPr>
               <w:t>ewr.de</w:t>
             </w:r>
           </w:p>
         </w:tc>
         <w:tc>
           <w:tcPr>
-            <w:tcW w:type="dxa" w:w="1984"/>
+            <w:tcW w:type="dxa" w:w="2268"/>
           </w:tcPr>
           <w:p>
             <w:pPr>
-              <w:spacing w:after="0"/>
+              <w:spacing w:after="20" w:before="20"/>
             </w:pPr>
             <w:r>
+              <w:rPr>
+                <w:sz w:val="20"/>
+              </w:rPr>
               <w:t>www</w:t>
             </w:r>
           </w:p>
         </w:tc>
         <w:tc>
           <w:tcPr>
-            <w:tcW w:type="dxa" w:w="5102"/>
+            <w:tcW w:type="dxa" w:w="4762"/>
           </w:tcPr>
           <w:p>
             <w:pPr>
-              <w:spacing w:after="0"/>
+              <w:spacing w:after="20" w:before="20"/>
             </w:pPr>
             <w:r>
+              <w:rPr>
+                <w:sz w:val="20"/>
+              </w:rPr>
               <w:t>www.ewr.de</w:t>
             </w:r>
           </w:p>
@@ -1786,7 +1979,7 @@
     </w:tbl>
     <w:p>
       <w:pPr>
-        <w:spacing w:after="0"/>
+        <w:spacing w:after="40"/>
       </w:pPr>
     </w:p>
     <w:p>
@@ -1799,34 +1992,20 @@
     </w:p>
     <w:p>
       <w:r>
-        <w:rPr>
-          <w:b w:val="0"/>
-        </w:rPr>
         <w:t>Damit zur IP-Adresse der Servername ausgegeben wird:</w:t>
       </w:r>
     </w:p>
     <w:p>
+      <w:pPr>
+        <w:pStyle w:val="Menüpfad"/>
+      </w:pPr>
       <w:r>
-        <w:rPr>
-          <w:b w:val="0"/>
-        </w:rPr>
-        <w:t>Reverse-Lookupzonen → Neue Zone → Primäre Zone → IPv4 → Netzwerk-ID des Servernetzes eintragen (z. B. 192.168.1 bei 192.168.1.99).</w:t>
+        <w:t>Reverse-Lookupzonen → Neue Zone → Primäre Zone → IPv4 → Netzwerk-ID des Servernetzes eintragen.</w:t>
       </w:r>
     </w:p>
     <w:p>
       <w:r>
-        <w:rPr>
-          <w:b w:val="0"/>
-        </w:rPr>
-        <w:t>In der neuen Zone „Neuer Zeiger (PTR)“: Hostanteil der IP (z. B. 99) → kserver.klausur.local.</w:t>
-      </w:r>
-    </w:p>
-    <w:p>
-      <w:r>
-        <w:rPr>
-          <w:b w:val="0"/>
-        </w:rPr>
-        <w:t>Alternativ in der Zone klausur.local den A-Eintrag KSERVER öffnen und „Verknüpften PTR-Eintrag aktualisieren“ anhaken.</w:t>
+        <w:t>In der neuen Zone einen Eintrag: „Neuer Zeiger (PTR)“: Hostanteil der IP → kserver.klausur.local.</w:t>
       </w:r>
     </w:p>
     <w:p>
@@ -1839,36 +2018,148 @@
     </w:p>
     <w:p>
       <w:r>
-        <w:rPr>
-          <w:b w:val="0"/>
-        </w:rPr>
         <w:t>Auf dem Windows-10-Client:</w:t>
       </w:r>
     </w:p>
     <w:p>
+      <w:pPr>
+        <w:pStyle w:val="Menüpfad"/>
+      </w:pPr>
       <w:r>
-        <w:rPr>
-          <w:b w:val="0"/>
-        </w:rPr>
         <w:t>sysdm.cpl → Computername → Ändern → Mitglied von: Domäne → klausur.local</w:t>
       </w:r>
     </w:p>
     <w:p>
       <w:r>
-        <w:rPr>
-          <w:b w:val="0"/>
-        </w:rPr>
-        <w:t>Mit dem Domänen-Administrator bestätigen und den Client neu starten. Danach können sich die Domänenbenutzer (z. B. Azubi01) anmelden.</w:t>
+        <w:t>Mit dem Domänen-Administrator bestätigen und den Client neu starten. Anschließend können sich die Domänenbenutzer anmelden.</w:t>
       </w:r>
     </w:p>
     <w:sectPr>
+      <w:headerReference w:type="default" r:id="rId9"/>
+      <w:footerReference w:type="default" r:id="rId10"/>
       <w:pgSz w:w="11906" w:h="16838"/>
-      <w:pgMar w:top="1417" w:right="1417" w:bottom="1417" w:left="1417" w:header="720" w:footer="720" w:gutter="0"/>
+      <w:pgMar w:top="1247" w:right="1304" w:bottom="1134" w:left="1304" w:header="720" w:footer="720" w:gutter="0"/>
       <w:cols w:space="720"/>
       <w:docGrid w:linePitch="360"/>
     </w:sectPr>
   </w:body>
 </w:document>
+</file>
+
+<file path=word/footer1.xml><?xml version="1.0" encoding="utf-8"?>
+<w:ftr xmlns:m="http://schemas.openxmlformats.org/officeDocument/2006/math" xmlns:mc="http://schemas.openxmlformats.org/markup-compatibility/2006" xmlns:mo="http://schemas.microsoft.com/office/mac/office/2008/main" xmlns:mv="urn:schemas-microsoft-com:mac:vml" xmlns:o="urn:schemas-microsoft-com:office:office" xmlns:r="http://schemas.openxmlformats.org/officeDocument/2006/relationships" xmlns:v="urn:schemas-microsoft-com:vml" xmlns:w10="urn:schemas-microsoft-com:office:word" xmlns:w14="http://schemas.microsoft.com/office/word/2010/wordml" xmlns:w="http://schemas.openxmlformats.org/wordprocessingml/2006/main" xmlns:wne="http://schemas.microsoft.com/office/word/2006/wordml" xmlns:wp14="http://schemas.microsoft.com/office/word/2010/wordprocessingDrawing" xmlns:wp="http://schemas.openxmlformats.org/drawingml/2006/wordprocessingDrawing" xmlns:wpc="http://schemas.microsoft.com/office/word/2010/wordprocessingCanvas" xmlns:wpg="http://schemas.microsoft.com/office/word/2010/wordprocessingGroup" xmlns:wpi="http://schemas.microsoft.com/office/word/2010/wordprocessingInk" xmlns:wps="http://schemas.microsoft.com/office/word/2010/wordprocessingShape" mc:Ignorable="w14 wp14">
+  <w:p>
+    <w:pPr>
+      <w:pStyle w:val="Footer"/>
+      <w:jc w:val="center"/>
+    </w:pPr>
+    <w:r>
+      <w:rPr>
+        <w:color w:val="595959"/>
+        <w:sz w:val="18"/>
+      </w:rPr>
+      <w:t xml:space="preserve">Seite </w:t>
+    </w:r>
+    <w:r>
+      <w:rPr>
+        <w:color w:val="595959"/>
+        <w:sz w:val="18"/>
+      </w:rPr>
+      <w:fldChar w:fldCharType="begin"/>
+    </w:r>
+    <w:r>
+      <w:rPr>
+        <w:color w:val="595959"/>
+        <w:sz w:val="18"/>
+      </w:rPr>
+      <w:instrText xml:space="preserve"> PAGE </w:instrText>
+    </w:r>
+    <w:r>
+      <w:rPr>
+        <w:color w:val="595959"/>
+        <w:sz w:val="18"/>
+      </w:rPr>
+      <w:fldChar w:fldCharType="separate"/>
+    </w:r>
+    <w:r>
+      <w:rPr>
+        <w:color w:val="595959"/>
+        <w:sz w:val="18"/>
+      </w:rPr>
+      <w:t>1</w:t>
+    </w:r>
+    <w:r>
+      <w:rPr>
+        <w:color w:val="595959"/>
+        <w:sz w:val="18"/>
+      </w:rPr>
+      <w:fldChar w:fldCharType="end"/>
+    </w:r>
+    <w:r>
+      <w:rPr>
+        <w:color w:val="595959"/>
+        <w:sz w:val="18"/>
+      </w:rPr>
+      <w:t xml:space="preserve"> von </w:t>
+    </w:r>
+    <w:r>
+      <w:rPr>
+        <w:color w:val="595959"/>
+        <w:sz w:val="18"/>
+      </w:rPr>
+      <w:fldChar w:fldCharType="begin"/>
+    </w:r>
+    <w:r>
+      <w:rPr>
+        <w:color w:val="595959"/>
+        <w:sz w:val="18"/>
+      </w:rPr>
+      <w:instrText xml:space="preserve"> NUMPAGES </w:instrText>
+    </w:r>
+    <w:r>
+      <w:rPr>
+        <w:color w:val="595959"/>
+        <w:sz w:val="18"/>
+      </w:rPr>
+      <w:fldChar w:fldCharType="separate"/>
+    </w:r>
+    <w:r>
+      <w:rPr>
+        <w:color w:val="595959"/>
+        <w:sz w:val="18"/>
+      </w:rPr>
+      <w:t>1</w:t>
+    </w:r>
+    <w:r>
+      <w:rPr>
+        <w:color w:val="595959"/>
+        <w:sz w:val="18"/>
+      </w:rPr>
+      <w:fldChar w:fldCharType="end"/>
+    </w:r>
+  </w:p>
+</w:ftr>
+</file>
+
+<file path=word/header1.xml><?xml version="1.0" encoding="utf-8"?>
+<w:hdr xmlns:m="http://schemas.openxmlformats.org/officeDocument/2006/math" xmlns:mc="http://schemas.openxmlformats.org/markup-compatibility/2006" xmlns:mo="http://schemas.microsoft.com/office/mac/office/2008/main" xmlns:mv="urn:schemas-microsoft-com:mac:vml" xmlns:o="urn:schemas-microsoft-com:office:office" xmlns:r="http://schemas.openxmlformats.org/officeDocument/2006/relationships" xmlns:v="urn:schemas-microsoft-com:vml" xmlns:w10="urn:schemas-microsoft-com:office:word" xmlns:w14="http://schemas.microsoft.com/office/word/2010/wordml" xmlns:w="http://schemas.openxmlformats.org/wordprocessingml/2006/main" xmlns:wne="http://schemas.microsoft.com/office/word/2006/wordml" xmlns:wp14="http://schemas.microsoft.com/office/word/2010/wordprocessingDrawing" xmlns:wp="http://schemas.openxmlformats.org/drawingml/2006/wordprocessingDrawing" xmlns:wpc="http://schemas.microsoft.com/office/word/2010/wordprocessingCanvas" xmlns:wpg="http://schemas.microsoft.com/office/word/2010/wordprocessingGroup" xmlns:wpi="http://schemas.microsoft.com/office/word/2010/wordprocessingInk" xmlns:wps="http://schemas.microsoft.com/office/word/2010/wordprocessingShape" mc:Ignorable="w14 wp14">
+  <w:p>
+    <w:pPr>
+      <w:pStyle w:val="Header"/>
+      <w:pBdr>
+        <w:bottom w:val="single" w:sz="4" w:space="2" w:color="BFBFBF"/>
+      </w:pBdr>
+      <w:jc w:val="right"/>
+    </w:pPr>
+    <w:r>
+      <w:rPr>
+        <w:color w:val="595959"/>
+        <w:sz w:val="18"/>
+      </w:rPr>
+      <w:t>Lernfeld 10 – Active Directory</w:t>
+    </w:r>
+  </w:p>
+</w:hdr>
 </file>
 
 <file path=word/numbering.xml><?xml version="1.0" encoding="utf-8"?>
@@ -2235,7 +2526,7 @@
     <w:qFormat/>
     <w:rsid w:val="00FC693F"/>
     <w:pPr>
-      <w:spacing w:after="60"/>
+      <w:spacing w:after="80" w:line="264" w:lineRule="auto"/>
     </w:pPr>
     <w:rPr>
       <w:rFonts w:ascii="Calibri" w:hAnsi="Calibri" w:eastAsia="Calibri"/>
@@ -2297,15 +2588,18 @@
     <w:pPr>
       <w:keepNext/>
       <w:keepLines/>
-      <w:spacing w:before="280" w:after="80"/>
+      <w:pBdr>
+        <w:bottom w:val="single" w:sz="6" w:space="2" w:color="2E74B5"/>
+      </w:pBdr>
+      <w:spacing w:before="360" w:after="160"/>
       <w:outlineLvl w:val="0"/>
     </w:pPr>
     <w:rPr>
       <w:rFonts w:ascii="Calibri" w:hAnsi="Calibri"/>
       <w:b/>
       <w:bCs/>
-      <w:color w:val="000000"/>
-      <w:sz w:val="24"/>
+      <w:color w:val="1F3864"/>
+      <w:sz w:val="28"/>
       <w:szCs w:val="28"/>
     </w:rPr>
   </w:style>
@@ -2321,15 +2615,15 @@
     <w:pPr>
       <w:keepNext/>
       <w:keepLines/>
-      <w:spacing w:before="200" w:after="0"/>
+      <w:spacing w:before="200" w:after="60"/>
       <w:outlineLvl w:val="1"/>
     </w:pPr>
     <w:rPr>
-      <w:rFonts w:asciiTheme="majorHAnsi" w:eastAsiaTheme="majorEastAsia" w:hAnsiTheme="majorHAnsi" w:cstheme="majorBidi"/>
+      <w:rFonts w:ascii="Calibri" w:hAnsi="Calibri"/>
       <w:b/>
       <w:bCs/>
-      <w:color w:val="4F81BD" w:themeColor="accent1"/>
-      <w:sz w:val="26"/>
+      <w:color w:val="2E74B5"/>
+      <w:sz w:val="23"/>
       <w:szCs w:val="26"/>
     </w:rPr>
   </w:style>
@@ -2768,6 +3062,7 @@
       <w:numPr>
         <w:numId w:val="1"/>
       </w:numPr>
+      <w:spacing w:after="40"/>
       <w:contextualSpacing/>
     </w:pPr>
   </w:style>
@@ -13923,6 +14218,58 @@
         <w:shd w:val="clear" w:color="auto" w:fill="FBCAA2" w:themeFill="accent6" w:themeFillTint="7F"/>
       </w:tcPr>
     </w:tblStylePr>
+  </w:style>
+  <w:style w:type="paragraph" w:customStyle="1" w:styleId="Code">
+    <w:name w:val="Code"/>
+    <w:basedOn w:val="Normal"/>
+    <w:qFormat/>
+    <w:pPr>
+      <w:pBdr>
+        <w:top w:val="single" w:sz="4" w:space="4" w:color="BFBFBF"/>
+        <w:left w:val="single" w:sz="4" w:space="4" w:color="BFBFBF"/>
+        <w:bottom w:val="single" w:sz="4" w:space="4" w:color="BFBFBF"/>
+        <w:right w:val="single" w:sz="4" w:space="4" w:color="BFBFBF"/>
+      </w:pBdr>
+      <w:shd w:val="clear" w:color="auto" w:fill="F2F2F2"/>
+      <w:spacing w:before="80" w:after="120" w:line="240" w:lineRule="auto"/>
+      <w:ind w:left="170" w:right="170"/>
+      <w:contextualSpacing/>
+    </w:pPr>
+    <w:rPr>
+      <w:rFonts w:ascii="Consolas" w:hAnsi="Consolas" w:cs="Consolas"/>
+      <w:noProof/>
+      <w:color w:val="1E1E1E"/>
+      <w:sz w:val="19"/>
+    </w:rPr>
+  </w:style>
+  <w:style w:type="paragraph" w:customStyle="1" w:styleId="Menüpfad">
+    <w:name w:val="Menüpfad"/>
+    <w:basedOn w:val="Normal"/>
+    <w:qFormat/>
+    <w:pPr>
+      <w:pBdr>
+        <w:left w:val="single" w:sz="18" w:space="6" w:color="2E74B5"/>
+      </w:pBdr>
+      <w:spacing w:before="80" w:after="120"/>
+      <w:ind w:left="227"/>
+    </w:pPr>
+    <w:rPr>
+      <w:i/>
+      <w:color w:val="262626"/>
+    </w:rPr>
+  </w:style>
+  <w:style w:type="paragraph" w:customStyle="1" w:styleId="Hinweis">
+    <w:name w:val="Hinweis"/>
+    <w:basedOn w:val="Normal"/>
+    <w:qFormat/>
+    <w:pPr>
+      <w:pBdr>
+        <w:left w:val="single" w:sz="18" w:space="6" w:color="C55A11"/>
+      </w:pBdr>
+      <w:shd w:val="clear" w:color="auto" w:fill="FBE5D6"/>
+      <w:spacing w:before="120" w:after="120"/>
+      <w:ind w:left="227"/>
+    </w:pPr>
   </w:style>
 </w:styles>
 </file>

--- a/LF10 AD-Doku final.docx
+++ b/LF10 AD-Doku final.docx
@@ -127,6 +127,11 @@
       </w:r>
     </w:p>
     <w:p>
+      <w:r>
+        <w:t>Die OUs legen wir per .bat Datei mit folgendem Inhalt an:</w:t>
+      </w:r>
+    </w:p>
+    <w:p>
       <w:pPr>
         <w:keepNext/>
         <w:spacing w:before="120" w:after="40"/>
@@ -188,7 +193,7 @@
     </w:p>
     <w:p>
       <w:r>
-        <w:t>"DC” gibt den Domänennamen wieder. Überprüfung mit “dsquery domainroot”.</w:t>
+        <w:t>"DC” gibt den Domänennamen wieder. Eine Überprüfung kann mit “dsquery domainroot” erfolgen.</w:t>
       </w:r>
     </w:p>
     <w:p>
@@ -255,6 +260,7 @@
     <w:p>
       <w:pPr>
         <w:pStyle w:val="Heading1"/>
+        <w:pageBreakBefore/>
       </w:pPr>
       <w:r>
         <w:t>3. Ordner und Freigaben</w:t>
@@ -622,7 +628,7 @@
     </w:p>
     <w:p>
       <w:r>
-        <w:t>Per $ am Ende des Freigabenamens wird die Freigabe in der Netzwerkumgebung verdeckt.</w:t>
+        <w:t>Per “$” am Ende des Freigabenamens wird die Freigabe in der Netzwerkumgebung verdeckt.</w:t>
       </w:r>
     </w:p>
     <w:p>
@@ -634,7 +640,7 @@
         <w:rPr>
           <w:b/>
         </w:rPr>
-        <w:t>Eine .bat Datei mit folgendem Inhalt erstellen:</w:t>
+        <w:t>Die Netzwerk-Shares legen wir per .bat Datei mit folgendem (Beispiel) Inhalt an:</w:t>
       </w:r>
     </w:p>
     <w:p>
@@ -705,7 +711,7 @@
     </w:p>
     <w:p>
       <w:r>
-        <w:t>Beide Skripte im Ordner C:\Windows\SYSVOL\sysvol\klausur.local\scripts (Freigabe NETLOGON) speichern.</w:t>
+        <w:t>Beide Skripte im Ordner C:\Windows\SYSVOL\sysvol\klausur.local\scripts speichern.</w:t>
       </w:r>
     </w:p>
     <w:p>
@@ -717,7 +723,19 @@
         <w:rPr>
           <w:b/>
         </w:rPr>
-        <w:t>Software.cmd (OU IT):</w:t>
+        <w:t>Beispiele:</w:t>
+      </w:r>
+    </w:p>
+    <w:p>
+      <w:pPr>
+        <w:keepNext/>
+        <w:spacing w:before="120" w:after="40"/>
+      </w:pPr>
+      <w:r>
+        <w:rPr>
+          <w:b/>
+        </w:rPr>
+        <w:t>Software.cmd:</w:t>
       </w:r>
     </w:p>
     <w:p>
@@ -745,7 +763,7 @@
         <w:rPr>
           <w:b/>
         </w:rPr>
-        <w:t>Ersatzteile.bat (OU Fertigung):</w:t>
+        <w:t>Ersatzteile.bat:</w:t>
       </w:r>
     </w:p>
     <w:p>
@@ -772,6 +790,7 @@
     <w:p>
       <w:pPr>
         <w:pStyle w:val="Heading1"/>
+        <w:pageBreakBefore/>
       </w:pPr>
       <w:r>
         <w:t>5. Benutzerkonten</w:t>
@@ -867,7 +886,83 @@
         <w:rPr>
           <w:b/>
         </w:rPr>
-        <w:t>Die übrigen OUs werden nach diesem Muster angelegt:</w:t>
+        <w:t>Beispiel Fertigung (mit Anmeldeskript):</w:t>
+      </w:r>
+    </w:p>
+    <w:p>
+      <w:pPr>
+        <w:pStyle w:val="Code"/>
+      </w:pPr>
+      <w:r>
+        <w:t>@echo off</w:t>
+      </w:r>
+    </w:p>
+    <w:p>
+      <w:pPr>
+        <w:pStyle w:val="Code"/>
+      </w:pPr>
+      <w:r>
+        <w:t>for /L %%i in (15,1,20) do (</w:t>
+      </w:r>
+    </w:p>
+    <w:p>
+      <w:pPr>
+        <w:pStyle w:val="Code"/>
+      </w:pPr>
+      <w:r>
+        <w:t xml:space="preserve">  dsadd user "CN=Fertigung%%i,OU=Fertigung,OU=RWE,DC=klausur,DC=local" -samid Fertigung%%i -pwd fe%%i -mustchpwd yes -disabled no -hmdir \\KSERVER\Home$\Fertigung%%i -hmdrv Z: -loscr Ersatzteile.bat</w:t>
+      </w:r>
+    </w:p>
+    <w:p>
+      <w:pPr>
+        <w:pStyle w:val="Code"/>
+      </w:pPr>
+      <w:r>
+        <w:t xml:space="preserve">  md C:\Home\Fertigung%%i</w:t>
+      </w:r>
+    </w:p>
+    <w:p>
+      <w:pPr>
+        <w:pStyle w:val="Code"/>
+      </w:pPr>
+      <w:r>
+        <w:t xml:space="preserve">  icacls C:\Home\Fertigung%%i /grant "KA\Fertigung%%i:(OI)(CI)F"</w:t>
+      </w:r>
+    </w:p>
+    <w:p>
+      <w:pPr>
+        <w:pStyle w:val="Code"/>
+      </w:pPr>
+      <w:r>
+        <w:t>)</w:t>
+      </w:r>
+    </w:p>
+    <w:p>
+      <w:pPr>
+        <w:pStyle w:val="ListBullet"/>
+      </w:pPr>
+      <w:r>
+        <w:t>“-loscr Ersatzteile.bat” trägt das Anmeldeskript aus dem scripts-Ordner (Abschnitt 4) ein.</w:t>
+      </w:r>
+    </w:p>
+    <w:p>
+      <w:pPr>
+        <w:pStyle w:val="ListBullet"/>
+      </w:pPr>
+      <w:r>
+        <w:t>Die Fertigung bekommt kein “-profile”, da sie keine serverbasierten Profile erhält.</w:t>
+      </w:r>
+    </w:p>
+    <w:p>
+      <w:pPr>
+        <w:keepNext/>
+        <w:spacing w:before="120" w:after="40"/>
+      </w:pPr>
+      <w:r>
+        <w:rPr>
+          <w:b/>
+        </w:rPr>
+        <w:t>Die übrigen OUs werden nach folgendem Beispiel-Muster angelegt:</w:t>
       </w:r>
     </w:p>
     <w:tbl>
@@ -1332,12 +1427,13 @@
         <w:pStyle w:val="Hinweis"/>
       </w:pPr>
       <w:r>
-        <w:t>Sachbearbeiter10 braucht eine eigene Zeile, da die Schleife sonst “Sachbearbeiter010” erzeugt.</w:t>
+        <w:t>Sachbearbeiter10 braucht in diesem Fall eine eigene Zeile, da die Schleife sonst “Sachbearbeiter010” erzeugt.</w:t>
       </w:r>
     </w:p>
     <w:p>
       <w:pPr>
         <w:pStyle w:val="Heading1"/>
+        <w:pageBreakBefore/>
       </w:pPr>
       <w:r>
         <w:t>6. Gruppenrichtlinien</w:t>
@@ -1345,7 +1441,19 @@
     </w:p>
     <w:p>
       <w:r>
-        <w:t>In der Gruppenrichtlinienverwaltung -&gt; Rechtsklick auf die jeweilige OU -&gt; „Gruppenrichtlinienobjekt hier erstellen und verknüpfen“. Nicht über die Default Domain Policy.</w:t>
+        <w:t>In der Gruppenrichtlinienverwaltung -&gt; Rechtsklick auf die jeweilige OU -&gt; „Gruppenrichtlinienobjekt hier erstellen und verknüpfen“. Nicht direkt über die Default Domain Policy.</w:t>
+      </w:r>
+    </w:p>
+    <w:p>
+      <w:pPr>
+        <w:keepNext/>
+        <w:spacing w:before="120" w:after="40"/>
+      </w:pPr>
+      <w:r>
+        <w:rPr>
+          <w:b/>
+        </w:rPr>
+        <w:t>Beispiel:</w:t>
       </w:r>
     </w:p>
     <w:tbl>
@@ -1710,6 +1818,7 @@
     <w:p>
       <w:pPr>
         <w:pStyle w:val="Heading1"/>
+        <w:pageBreakBefore/>
       </w:pPr>
       <w:r>
         <w:t>7. DNS: zusätzliche Namen für den Server</w:t>
@@ -1722,7 +1831,7 @@
     </w:p>
     <w:p>
       <w:r>
-        <w:t>Darin Hosts (A-Einträge) mit der IP-Adresse des Servers erstellen.</w:t>
+        <w:t>Darin Host-A Einträge mit der IP-Adresse des Servers erstellen.</w:t>
       </w:r>
     </w:p>
     <w:p>
@@ -1992,7 +2101,7 @@
     </w:p>
     <w:p>
       <w:r>
-        <w:t>Damit zur IP-Adresse der Servername ausgegeben wird:</w:t>
+        <w:t>Um zu der IP-Adresse den Servernamen ausgegeben zu lassen:</w:t>
       </w:r>
     </w:p>
     <w:p>
@@ -2031,7 +2140,7 @@
     </w:p>
     <w:p>
       <w:r>
-        <w:t>Mit dem Domänen-Administrator bestätigen und den Client neu starten. Anschließend können sich die Domänenbenutzer anmelden.</w:t>
+        <w:t>Mit dem Domänen-Administrator bestätigen und den Windows-Client neu starten. Abschließend können sich die Domänenbenutzer anmelden.</w:t>
       </w:r>
     </w:p>
     <w:sectPr>
